--- a/video-film-editing/output/05 3.3b Nota Pembelajaran (Kertas Penerangan)/CU C01-C05/3.3b-15 Nota Pembelajaran C04-W01 Organise clean sound (IT-072).docx
+++ b/video-film-editing/output/05 3.3b Nota Pembelajaran (Kertas Penerangan)/CU C01-C05/3.3b-15 Nota Pembelajaran C04-W01 Organise clean sound (IT-072).docx
@@ -716,12 +716,16 @@
     </w:p>
     <w:p>
       <w:r>
-        <w:t>Clean sound merujuk kepada trek audio dalam sequence timeline yang telah dibersihkan daripada bunyi bising, hum, wind noise, mic bump dan artifak lain yang tidak dikehendaki, sehingga hanya kandungan audio yang relevan kepada cerita kekal. Dalam kerja audio sweetening, editor bertanggungjawab memastikan setiap klip dialog dan ambience yang masuk ke timeline berada pada tahap "clean" sebelum proses levelling dan mixing seterusnya dijalankan.</w:t>
+        <w:rPr>
+          <w:b/>
+          <w:sz w:val="26"/>
+        </w:rPr>
+        <w:t>Objektif Pembelajaran</w:t>
       </w:r>
     </w:p>
     <w:p>
       <w:r>
-        <w:t>Dua kategori utama clean sound ialah:</w:t>
+        <w:t>Selepas mempelajari topik ini, pelatih dapat:</w:t>
       </w:r>
     </w:p>
     <w:p>
@@ -729,7 +733,7 @@
         <w:pStyle w:val="ListParagraph"/>
       </w:pPr>
       <w:r>
-        <w:t>• Ambience (Amb / Room Tone) — bunyi latar semula jadi sesuatu lokasi (contoh: dengungan bilik kosong, bunyi trafik jauh, bunyi angin di luar rumah, buzz peralatan elektrik). Ambience penting untuk mengekalkan kesinambungan bunyi antara potongan (cut) supaya penonton tidak menyedari "jahitan" editing. Tanpa ambience yang konsisten, perubahan mendadak antara shot akan terasa janggal pada telinga penonton walaupun visual kelihatan lancar.</w:t>
+        <w:t>• Mengenal pasti dua kategori clean sound (ambience dan dialogue) dalam sequence timeline.</w:t>
       </w:r>
     </w:p>
     <w:p>
@@ -737,12 +741,65 @@
         <w:pStyle w:val="ListParagraph"/>
       </w:pPr>
       <w:r>
-        <w:t>• Dialogue (Dialog) — pertuturan pelakon/subjek yang direkodkan semasa penggambaran (production sound) atau ADR (Automated Dialogue Replacement) yang direkodkan semula di studio. Dialog adalah elemen paling kritikal kerana ia membawa maklumat naratif; sebarang gangguan (clipping, distortion, plosive "p"/"b" berlebihan) akan menjejaskan kefahaman penonton.</w:t>
+        <w:t>• Menjelaskan fungsi ambience dan dialog dalam mengekalkan kesinambungan bunyi.</w:t>
+      </w:r>
+    </w:p>
+    <w:p>
+      <w:pPr>
+        <w:pStyle w:val="ListParagraph"/>
+      </w:pPr>
+      <w:r>
+        <w:t>• Menentukan masalah biasa (bising, clipping, ketidakkonsistenan) bagi setiap kategori.</w:t>
+      </w:r>
+    </w:p>
+    <w:p>
+      <w:pPr>
+        <w:pStyle w:val="ListParagraph"/>
+      </w:pPr>
+      <w:r>
+        <w:t>• Memberi contoh rawatan asas untuk setiap kategori clean sound.</w:t>
       </w:r>
     </w:p>
     <w:p>
       <w:r>
-        <w:t>Dalam amalan syarikat (rujuk P08), editor akan memeriksa setiap klip dialog satu persatu, mengenal pasti bahagian yang bising atau tidak konsisten dari segi tona ambience, kemudian mengumpulkannya ke dalam trek berasingan mengikut jenis (Dialog A, Dialog B, Ambience) supaya proses pelarasan pada Bab 3 (WA3) menjadi lebih tersusun.</w:t>
+        <w:rPr>
+          <w:b/>
+          <w:sz w:val="26"/>
+        </w:rPr>
+        <w:t>1. Ambience (Amb / Room Tone)</w:t>
+      </w:r>
+    </w:p>
+    <w:p>
+      <w:r>
+        <w:t>Ambience ialah bunyi latar semula jadi sesuatu lokasi (contoh: dengungan bilik kosong, bunyi trafik jauh, bunyi angin di luar rumah, buzz peralatan elektrik). Ambience penting untuk mengekalkan kesinambungan bunyi antara potongan (cut) supaya penonton tidak menyedari "jahitan" editing. Tanpa ambience yang konsisten, perubahan mendadak antara shot akan terasa janggal pada telinga penonton walaupun visual kelihatan lancar.</w:t>
+      </w:r>
+    </w:p>
+    <w:p>
+      <w:r>
+        <w:rPr>
+          <w:b/>
+          <w:sz w:val="26"/>
+        </w:rPr>
+        <w:t>2. Dialogue (Dialog)</w:t>
+      </w:r>
+    </w:p>
+    <w:p>
+      <w:r>
+        <w:t>Dialogue ialah pertuturan pelakon/subjek yang direkodkan semasa penggambaran (production sound) atau ADR (Automated Dialogue Replacement) yang direkodkan semula di studio. Dialog adalah elemen paling kritikal kerana ia membawa maklumat naratif; sebarang gangguan (clipping, distortion, plosive "p"/"b" berlebihan) akan menjejaskan kefahaman penonton.</w:t>
+      </w:r>
+    </w:p>
+    <w:p>
+      <w:r>
+        <w:rPr>
+          <w:b/>
+          <w:sz w:val="26"/>
+        </w:rPr>
+        <w:t>3. Amalan Studio dalam Mengenal Pasti Clean Sound</w:t>
+      </w:r>
+    </w:p>
+    <w:p>
+      <w:r>
+        <w:t>Dalam amalan syarikat (rujuk P08), editor akan memeriksa setiap klip dialog satu persatu, mengenal pasti bahagian yang bising atau tidak konsisten dari segi tona ambience, kemudian mengumpulkannya ke dalam trek berasingan mengikut jenis (Dialog A, Dialog B, Ambience) supaya proses pelarasan pada WA3 menjadi lebih tersusun.</w:t>
       </w:r>
     </w:p>
     <w:p>
@@ -926,6 +983,20 @@
       <w:r>
         <w:rPr>
           <w:b/>
+          <w:sz w:val="26"/>
+        </w:rPr>
+        <w:t>4. Rumusan</w:t>
+      </w:r>
+    </w:p>
+    <w:p>
+      <w:r>
+        <w:t>Clean sound terdiri daripada ambience (kesinambungan latar) dan dialog (naratif utama); kedua-duanya mesti diperiksa dan disusun mengikut jenis sebelum proses levelling seterusnya dijalankan.</w:t>
+      </w:r>
+    </w:p>
+    <w:p>
+      <w:r>
+        <w:rPr>
+          <w:b/>
           <w:sz w:val="36"/>
         </w:rPr>
         <w:t>Bab 2: Audio Signal i.e.: Frequency Range, Waveform, Parameters</w:t>
@@ -933,36 +1004,109 @@
     </w:p>
     <w:p>
       <w:r>
-        <w:t>Untuk mengorganisasi clean sound dengan tepat, editor perlu memahami sifat asas isyarat audio:</w:t>
-      </w:r>
-    </w:p>
-    <w:p>
-      <w:pPr>
-        <w:pStyle w:val="ListParagraph"/>
-      </w:pPr>
-      <w:r>
-        <w:t>• Frequency Range — julat kekerapan bunyi yang boleh didengar manusia adalah lebih kurang 20 Hz hingga 20,000 Hz (20 kHz). Suara manusia (dialog) biasanya tertumpu pada julat 85 Hz–255 Hz (fundamental) dengan harmonik sehingga 8 kHz. Mengetahui julat ini membolehkan editor menggunakan high-pass filter (HPF) untuk membuang bunyi rendah yang tidak berkaitan (contoh: rumble bawah 80 Hz) tanpa menjejaskan kualiti dialog.</w:t>
-      </w:r>
-    </w:p>
-    <w:p>
-      <w:pPr>
-        <w:pStyle w:val="ListParagraph"/>
-      </w:pPr>
-      <w:r>
-        <w:t>• Waveform — perwakilan visual isyarat audio mengikut masa dan amplitud yang dipaparkan dalam perisian editing (Timeline). Waveform membolehkan editor mengesan secara visual di mana berlakunya clipping (puncak waveform "terpotong rata"), jurang senyap, atau bunyi bising yang tidak konsisten — tanpa perlu mendengar keseluruhan klip.</w:t>
-      </w:r>
-    </w:p>
-    <w:p>
-      <w:pPr>
-        <w:pStyle w:val="ListParagraph"/>
-      </w:pPr>
-      <w:r>
-        <w:t>• Parameters — nilai teknikal yang mengawal kualiti isyarat audio seperti sample rate (contoh: 48 kHz untuk video broadcast), bit depth (16-bit/24-bit), dan gain/level (diukur dalam dB). Parameter ini mesti konsisten merentasi semua klip dalam satu projek untuk mengelakkan perbezaan kualiti bunyi yang ketara semasa playback.</w:t>
+        <w:rPr>
+          <w:b/>
+          <w:sz w:val="26"/>
+        </w:rPr>
+        <w:t>Objektif Pembelajaran</w:t>
       </w:r>
     </w:p>
     <w:p>
       <w:r>
-        <w:t>Pemahaman terhadap frequency range, waveform dan parameter membolehkan editor membuat keputusan objektif (berdasarkan data visual dan teknikal) dan bukan sekadar pendengaran subjektif, semasa mengenal pasti bahagian clean sound yang memerlukan pelarasan.</w:t>
+        <w:t>Selepas mempelajari topik ini, pelatih dapat:</w:t>
+      </w:r>
+    </w:p>
+    <w:p>
+      <w:pPr>
+        <w:pStyle w:val="ListParagraph"/>
+      </w:pPr>
+      <w:r>
+        <w:t>• Menjelaskan konsep frequency range, waveform dan parameter isyarat audio.</w:t>
+      </w:r>
+    </w:p>
+    <w:p>
+      <w:pPr>
+        <w:pStyle w:val="ListParagraph"/>
+      </w:pPr>
+      <w:r>
+        <w:t>• Mengaitkan julat frekuensi dialog manusia dengan penggunaan high-pass filter.</w:t>
+      </w:r>
+    </w:p>
+    <w:p>
+      <w:pPr>
+        <w:pStyle w:val="ListParagraph"/>
+      </w:pPr>
+      <w:r>
+        <w:t>• Mengenal pasti masalah audio (clipping, jurang senyap) melalui waveform.</w:t>
+      </w:r>
+    </w:p>
+    <w:p>
+      <w:pPr>
+        <w:pStyle w:val="ListParagraph"/>
+      </w:pPr>
+      <w:r>
+        <w:t>• Menentukan parameter teknikal (sample rate, bit depth, gain) yang perlu konsisten.</w:t>
+      </w:r>
+    </w:p>
+    <w:p>
+      <w:r>
+        <w:rPr>
+          <w:b/>
+          <w:sz w:val="26"/>
+        </w:rPr>
+        <w:t>1. Frequency Range</w:t>
+      </w:r>
+    </w:p>
+    <w:p>
+      <w:r>
+        <w:t>Julat kekerapan bunyi yang boleh didengar manusia adalah lebih kurang 20 Hz hingga 20,000 Hz (20 kHz). Suara manusia (dialog) biasanya tertumpu pada julat 85 Hz–255 Hz (fundamental) dengan harmonik sehingga 8 kHz. Mengetahui julat ini membolehkan editor menggunakan high-pass filter (HPF) untuk membuang bunyi rendah yang tidak berkaitan (contoh: rumble bawah 80 Hz) tanpa menjejaskan kualiti dialog.</w:t>
+      </w:r>
+    </w:p>
+    <w:p>
+      <w:r>
+        <w:rPr>
+          <w:b/>
+          <w:sz w:val="26"/>
+        </w:rPr>
+        <w:t>2. Waveform</w:t>
+      </w:r>
+    </w:p>
+    <w:p>
+      <w:r>
+        <w:t>Waveform ialah perwakilan visual isyarat audio mengikut masa dan amplitud yang dipaparkan dalam perisian editing (Timeline). Waveform membolehkan editor mengesan secara visual di mana berlakunya clipping (puncak waveform "terpotong rata"), jurang senyap, atau bunyi bising yang tidak konsisten — tanpa perlu mendengar keseluruhan klip.</w:t>
+      </w:r>
+    </w:p>
+    <w:p>
+      <w:r>
+        <w:rPr>
+          <w:b/>
+          <w:sz w:val="26"/>
+        </w:rPr>
+        <w:t>3. Parameters</w:t>
+      </w:r>
+    </w:p>
+    <w:p>
+      <w:r>
+        <w:t>Parameters ialah nilai teknikal yang mengawal kualiti isyarat audio seperti sample rate (contoh: 48 kHz untuk video broadcast), bit depth (16-bit/24-bit), dan gain/level (diukur dalam dB). Parameter ini mesti konsisten merentasi semua klip dalam satu projek untuk mengelakkan perbezaan kualiti bunyi yang ketara semasa playback.</w:t>
+      </w:r>
+    </w:p>
+    <w:p>
+      <w:r>
+        <w:t>Contoh studio: seorang editor menyemak klip dialog di Adobe Audition, mendapati satu klip direkod pada 44.1 kHz manakala klip lain pada 48 kHz — beliau menyeragamkan sample rate kepada 48 kHz sebelum meneruskan kerja clean sound supaya tiada isu sinkronisasi semasa playback.</w:t>
+      </w:r>
+    </w:p>
+    <w:p>
+      <w:r>
+        <w:rPr>
+          <w:b/>
+          <w:sz w:val="26"/>
+        </w:rPr>
+        <w:t>4. Rumusan</w:t>
+      </w:r>
+    </w:p>
+    <w:p>
+      <w:r>
+        <w:t>Pemahaman frequency range, waveform dan parameter membolehkan editor membuat keputusan objektif (berdasarkan data visual dan teknikal) dan bukan sekadar pendengaran subjektif, semasa mengenal pasti bahagian clean sound yang memerlukan pelarasan.</w:t>
       </w:r>
     </w:p>
     <w:p>
@@ -976,52 +1120,123 @@
     </w:p>
     <w:p>
       <w:r>
-        <w:t>Setelah clean sound dikenal pasti dan isyarat audio difahami, editor menggunakan teknik asas berikut dalam perisian editing (contoh: AVID Pro Tools, Adobe Audition/Premiere Pro) untuk menyusun clean sound:</w:t>
-      </w:r>
-    </w:p>
-    <w:p>
-      <w:pPr>
-        <w:pStyle w:val="ListParagraph"/>
-      </w:pPr>
-      <w:r>
-        <w:t>• Track Organisation — mengasingkan dialog, ambience, foley, muzik dan SFX ke trek berasingan (multi-track layout) supaya setiap kategori boleh dilaras secara individu tanpa mengganggu yang lain.</w:t>
-      </w:r>
-    </w:p>
-    <w:p>
-      <w:pPr>
-        <w:pStyle w:val="ListParagraph"/>
-      </w:pPr>
-      <w:r>
-        <w:t>• Noise Reduction / Noise Gate — membuang bunyi bising latar belakang yang konsisten (hum, hiss) menggunakan spectral noise reduction, atau memotong bunyi semasa jeda senyap menggunakan noise gate.</w:t>
-      </w:r>
-    </w:p>
-    <w:p>
-      <w:pPr>
-        <w:pStyle w:val="ListParagraph"/>
-      </w:pPr>
-      <w:r>
-        <w:t>• Trim dan Fade — memotong bahagian audio yang tidak diperlukan dan menggunakan fade in/out atau crossfade pada sambungan klip untuk mengelakkan "pop" atau perubahan mendadak dalam ambience.</w:t>
-      </w:r>
-    </w:p>
-    <w:p>
-      <w:pPr>
-        <w:pStyle w:val="ListParagraph"/>
-      </w:pPr>
-      <w:r>
-        <w:t>• Room Tone Matching — mengisi jurang senyap antara baris dialog dengan room tone yang direkodkan di lokasi yang sama, supaya latar belakang kekal konsisten sepanjang scene.</w:t>
-      </w:r>
-    </w:p>
-    <w:p>
-      <w:pPr>
-        <w:pStyle w:val="ListParagraph"/>
-      </w:pPr>
-      <w:r>
-        <w:t>• Compile / Sort — menyusun klip yang telah dibersihkan ke dalam bin/folder projek mengikut scene dan jenis (dialog/ambience) sebagai persediaan untuk proses levelling di WA seterusnya.</w:t>
+        <w:rPr>
+          <w:b/>
+          <w:sz w:val="26"/>
+        </w:rPr>
+        <w:t>Objektif Pembelajaran</w:t>
       </w:r>
     </w:p>
     <w:p>
       <w:r>
-        <w:t>Ketepatan dalam langkah-langkah ini menentukan kelancaran kerja audio sweetening pada peringkat berikutnya (foley, levelling audio, muzik dan sound effect).</w:t>
+        <w:t>Selepas mempelajari topik ini, pelatih dapat:</w:t>
+      </w:r>
+    </w:p>
+    <w:p>
+      <w:pPr>
+        <w:pStyle w:val="ListParagraph"/>
+      </w:pPr>
+      <w:r>
+        <w:t>• Menyenaraikan teknik asas penyusunan clean sound dalam perisian editing.</w:t>
+      </w:r>
+    </w:p>
+    <w:p>
+      <w:pPr>
+        <w:pStyle w:val="ListParagraph"/>
+      </w:pPr>
+      <w:r>
+        <w:t>• Menjelaskan fungsi track organisation dan noise reduction/noise gate.</w:t>
+      </w:r>
+    </w:p>
+    <w:p>
+      <w:pPr>
+        <w:pStyle w:val="ListParagraph"/>
+      </w:pPr>
+      <w:r>
+        <w:t>• Menentukan bila room tone matching diperlukan dalam sesebuah scene.</w:t>
+      </w:r>
+    </w:p>
+    <w:p>
+      <w:pPr>
+        <w:pStyle w:val="ListParagraph"/>
+      </w:pPr>
+      <w:r>
+        <w:t>• Memberi contoh aplikasi teknik-teknik ini dalam alur kerja studio sebenar.</w:t>
+      </w:r>
+    </w:p>
+    <w:p>
+      <w:r>
+        <w:rPr>
+          <w:b/>
+          <w:sz w:val="26"/>
+        </w:rPr>
+        <w:t>1. Track Organisation</w:t>
+      </w:r>
+    </w:p>
+    <w:p>
+      <w:r>
+        <w:t>Mengasingkan dialog, ambience, foley, muzik dan SFX ke trek berasingan (multi-track layout) supaya setiap kategori boleh dilaras secara individu tanpa mengganggu yang lain.</w:t>
+      </w:r>
+    </w:p>
+    <w:p>
+      <w:r>
+        <w:rPr>
+          <w:b/>
+          <w:sz w:val="26"/>
+        </w:rPr>
+        <w:t>2. Noise Reduction / Noise Gate</w:t>
+      </w:r>
+    </w:p>
+    <w:p>
+      <w:r>
+        <w:t>Membuang bunyi bising latar belakang yang konsisten (hum, hiss) menggunakan spectral noise reduction, atau memotong bunyi semasa jeda senyap menggunakan noise gate.</w:t>
+      </w:r>
+    </w:p>
+    <w:p>
+      <w:r>
+        <w:rPr>
+          <w:b/>
+          <w:sz w:val="26"/>
+        </w:rPr>
+        <w:t>3. Trim, Fade dan Room Tone Matching</w:t>
+      </w:r>
+    </w:p>
+    <w:p>
+      <w:r>
+        <w:t>Memotong bahagian audio yang tidak diperlukan dan menggunakan fade in/out atau crossfade pada sambungan klip untuk mengelakkan "pop" atau perubahan mendadak dalam ambience; jurang senyap antara baris dialog diisi dengan room tone yang direkodkan di lokasi yang sama supaya latar belakang kekal konsisten sepanjang scene.</w:t>
+      </w:r>
+    </w:p>
+    <w:p>
+      <w:r>
+        <w:rPr>
+          <w:b/>
+          <w:sz w:val="26"/>
+        </w:rPr>
+        <w:t>4. Compile / Sort</w:t>
+      </w:r>
+    </w:p>
+    <w:p>
+      <w:r>
+        <w:t>Menyusun klip yang telah dibersihkan ke dalam bin/folder projek mengikut scene dan jenis (dialog/ambience) sebagai persediaan untuk proses levelling di WA seterusnya.</w:t>
+      </w:r>
+    </w:p>
+    <w:p>
+      <w:r>
+        <w:t>Contoh studio: dalam sesi penyuntingan filem pendek, editor mengasingkan 12 klip dialog ke dalam 3 trek (Dialog A, Dialog B, ADR), menjalankan noise reduction pada semua klip yang direkod berhampiran jalan raya, kemudian mengisi setiap jurang senyap dengan room tone lokasi sebelum menghantar bin "Clean Sound — Ready" kepada Sound Engineer.</w:t>
+      </w:r>
+    </w:p>
+    <w:p>
+      <w:r>
+        <w:rPr>
+          <w:b/>
+          <w:sz w:val="26"/>
+        </w:rPr>
+        <w:t>5. Rumusan</w:t>
+      </w:r>
+    </w:p>
+    <w:p>
+      <w:r>
+        <w:t>Ketepatan dalam track organisation, noise reduction, trim/fade, room tone matching dan compile/sort menentukan kelancaran kerja audio sweetening pada peringkat berikutnya (foley, levelling audio, muzik dan sound effect).</w:t>
       </w:r>
     </w:p>
     <w:p>

--- a/video-film-editing/output/05 3.3b Nota Pembelajaran (Kertas Penerangan)/CU C01-C05/3.3b-15 Nota Pembelajaran C04-W01 Organise clean sound (IT-072).docx
+++ b/video-film-editing/output/05 3.3b Nota Pembelajaran (Kertas Penerangan)/CU C01-C05/3.3b-15 Nota Pembelajaran C04-W01 Organise clean sound (IT-072).docx
@@ -4,8 +4,9 @@
   <w:body>
     <w:tbl>
       <w:tblPr>
+        <w:tblStyle w:val="TableGrid"/>
         <w:tblW w:w="9699" w:type="dxa"/>
-        <w:tblLayout w:type="fixed"/>
+        <w:tblLayout w:type="autofit"/>
         <w:tblLook w:val="0000" w:firstRow="0" w:lastRow="0" w:firstColumn="0" w:lastColumn="0" w:noHBand="0" w:noVBand="0"/>
       </w:tblPr>
       <w:tblGrid>
@@ -17,6 +18,8 @@
       <w:tr>
         <w:trPr>
           <w:trHeight w:val="3230"/>
+          <w:tblHeader w:val="true"/>
+          <w:cantSplit w:val="true"/>
         </w:trPr>
         <w:tc>
           <w:tcPr>
@@ -26,6 +29,13 @@
               <w:left w:val="single" w:sz="4" w:space="0" w:color="auto"/>
               <w:bottom w:val="single" w:sz="4" w:space="0" w:color="000000"/>
             </w:tcBorders>
+            <w:tcMar>
+              <w:top w:w="57" w:type="dxa"/>
+              <w:left w:w="57" w:type="dxa"/>
+              <w:bottom w:w="57" w:type="dxa"/>
+              <w:right w:w="57" w:type="dxa"/>
+            </w:tcMar>
+            <w:shd w:val="clear" w:color="auto" w:fill="D9D9D9"/>
           </w:tcPr>
           <w:p>
             <w:pPr>
@@ -60,6 +70,27 @@
               <w:bottom w:val="single" w:sz="4" w:space="0" w:color="000000"/>
               <w:right w:val="single" w:sz="4" w:space="0" w:color="auto"/>
             </w:tcBorders>
+            <w:tcMar>
+              <w:top w:w="57" w:type="dxa"/>
+              <w:left w:w="57" w:type="dxa"/>
+              <w:bottom w:w="57" w:type="dxa"/>
+              <w:right w:w="57" w:type="dxa"/>
+            </w:tcMar>
+            <w:shd w:val="clear" w:color="auto" w:fill="D9D9D9"/>
+            <w:tcMar>
+              <w:top w:w="57" w:type="dxa"/>
+              <w:left w:w="57" w:type="dxa"/>
+              <w:bottom w:w="57" w:type="dxa"/>
+              <w:right w:w="57" w:type="dxa"/>
+            </w:tcMar>
+            <w:shd w:val="clear" w:color="auto" w:fill="D9D9D9"/>
+            <w:tcMar>
+              <w:top w:w="57" w:type="dxa"/>
+              <w:left w:w="57" w:type="dxa"/>
+              <w:bottom w:w="57" w:type="dxa"/>
+              <w:right w:w="57" w:type="dxa"/>
+            </w:tcMar>
+            <w:shd w:val="clear" w:color="auto" w:fill="D9D9D9"/>
           </w:tcPr>
           <w:p>
             <w:pPr>
@@ -71,7 +102,11 @@
             </w:pPr>
             <w:r>
               <w:rPr>
+                <w:rFonts w:ascii="Arial" w:hAnsi="Arial" w:cs="Arial"/>
+                <w:b/>
                 <w:noProof/>
+                <w:color w:val="000000"/>
+                <w:sz w:val="20"/>
               </w:rPr>
               <w:pict w14:anchorId="1A6FD23B">
                 <v:shapetype id="_x0000_t202" coordsize="21600,21600" o:spt="202" path="m,l,21600r21600,l21600,xe">
@@ -259,6 +294,7 @@
       <w:tr>
         <w:trPr>
           <w:trHeight w:val="971"/>
+          <w:cantSplit w:val="true"/>
         </w:trPr>
         <w:tc>
           <w:tcPr>
@@ -269,6 +305,12 @@
               <w:bottom w:val="single" w:sz="4" w:space="0" w:color="000000"/>
             </w:tcBorders>
             <w:vAlign w:val="center"/>
+            <w:tcMar>
+              <w:top w:w="57" w:type="dxa"/>
+              <w:left w:w="57" w:type="dxa"/>
+              <w:bottom w:w="57" w:type="dxa"/>
+              <w:right w:w="57" w:type="dxa"/>
+            </w:tcMar>
           </w:tcPr>
           <w:p>
             <w:pPr>
@@ -284,6 +326,8 @@
               <w:rPr>
                 <w:rFonts w:ascii="Arial" w:eastAsia="Arial" w:hAnsi="Arial" w:cs="Arial"/>
                 <w:b/>
+                <w:color w:val="000000"/>
+                <w:sz w:val="20"/>
               </w:rPr>
               <w:t xml:space="preserve">KOD NAMA DAN PROGRAM / </w:t>
             </w:r>
@@ -291,6 +335,8 @@
               <w:rPr>
                 <w:rFonts w:ascii="Arial" w:eastAsia="Arial" w:hAnsi="Arial" w:cs="Arial"/>
                 <w:i/>
+                <w:color w:val="000000"/>
+                <w:sz w:val="20"/>
               </w:rPr>
               <w:t>PROGRAM CODE AND NAME</w:t>
             </w:r>
@@ -307,9 +353,32 @@
               <w:right w:val="single" w:sz="4" w:space="0" w:color="auto"/>
             </w:tcBorders>
             <w:vAlign w:val="center"/>
+            <w:tcMar>
+              <w:top w:w="57" w:type="dxa"/>
+              <w:left w:w="57" w:type="dxa"/>
+              <w:bottom w:w="57" w:type="dxa"/>
+              <w:right w:w="57" w:type="dxa"/>
+            </w:tcMar>
+            <w:tcMar>
+              <w:top w:w="57" w:type="dxa"/>
+              <w:left w:w="57" w:type="dxa"/>
+              <w:bottom w:w="57" w:type="dxa"/>
+              <w:right w:w="57" w:type="dxa"/>
+            </w:tcMar>
+            <w:tcMar>
+              <w:top w:w="57" w:type="dxa"/>
+              <w:left w:w="57" w:type="dxa"/>
+              <w:bottom w:w="57" w:type="dxa"/>
+              <w:right w:w="57" w:type="dxa"/>
+            </w:tcMar>
           </w:tcPr>
           <w:p>
             <w:r>
+              <w:rPr>
+                <w:rFonts w:ascii="Arial" w:hAnsi="Arial" w:cs="Arial"/>
+                <w:color w:val="000000"/>
+                <w:sz w:val="20"/>
+              </w:rPr>
               <w:t>IT-072-3:2012 VIDEO / FILM (EDITING)</w:t>
             </w:r>
           </w:p>
@@ -318,6 +387,7 @@
       <w:tr>
         <w:trPr>
           <w:trHeight w:val="1160"/>
+          <w:cantSplit w:val="true"/>
         </w:trPr>
         <w:tc>
           <w:tcPr>
@@ -328,6 +398,12 @@
               <w:bottom w:val="single" w:sz="4" w:space="0" w:color="000000"/>
             </w:tcBorders>
             <w:vAlign w:val="center"/>
+            <w:tcMar>
+              <w:top w:w="57" w:type="dxa"/>
+              <w:left w:w="57" w:type="dxa"/>
+              <w:bottom w:w="57" w:type="dxa"/>
+              <w:right w:w="57" w:type="dxa"/>
+            </w:tcMar>
           </w:tcPr>
           <w:p>
             <w:pPr>
@@ -360,12 +436,16 @@
               <w:rPr>
                 <w:rFonts w:ascii="Arial" w:eastAsia="Arial" w:hAnsi="Arial" w:cs="Arial"/>
                 <w:b/>
+                <w:color w:val="000000"/>
+                <w:sz w:val="20"/>
               </w:rPr>
               <w:t xml:space="preserve">TAHAP / </w:t>
             </w:r>
             <w:r>
               <w:rPr>
                 <w:rFonts w:ascii="Arial" w:eastAsia="Arial" w:hAnsi="Arial" w:cs="Arial"/>
+                <w:color w:val="000000"/>
+                <w:sz w:val="20"/>
               </w:rPr>
               <w:t>LEVEL</w:t>
             </w:r>
@@ -382,9 +462,32 @@
               <w:right w:val="single" w:sz="4" w:space="0" w:color="auto"/>
             </w:tcBorders>
             <w:vAlign w:val="center"/>
+            <w:tcMar>
+              <w:top w:w="57" w:type="dxa"/>
+              <w:left w:w="57" w:type="dxa"/>
+              <w:bottom w:w="57" w:type="dxa"/>
+              <w:right w:w="57" w:type="dxa"/>
+            </w:tcMar>
+            <w:tcMar>
+              <w:top w:w="57" w:type="dxa"/>
+              <w:left w:w="57" w:type="dxa"/>
+              <w:bottom w:w="57" w:type="dxa"/>
+              <w:right w:w="57" w:type="dxa"/>
+            </w:tcMar>
+            <w:tcMar>
+              <w:top w:w="57" w:type="dxa"/>
+              <w:left w:w="57" w:type="dxa"/>
+              <w:bottom w:w="57" w:type="dxa"/>
+              <w:right w:w="57" w:type="dxa"/>
+            </w:tcMar>
           </w:tcPr>
           <w:p>
             <w:r>
+              <w:rPr>
+                <w:rFonts w:ascii="Arial" w:hAnsi="Arial" w:cs="Arial"/>
+                <w:color w:val="000000"/>
+                <w:sz w:val="20"/>
+              </w:rPr>
               <w:t>3</w:t>
             </w:r>
           </w:p>
@@ -393,6 +496,7 @@
       <w:tr>
         <w:trPr>
           <w:trHeight w:val="1169"/>
+          <w:cantSplit w:val="true"/>
         </w:trPr>
         <w:tc>
           <w:tcPr>
@@ -403,6 +507,12 @@
               <w:bottom w:val="single" w:sz="4" w:space="0" w:color="000000"/>
             </w:tcBorders>
             <w:vAlign w:val="center"/>
+            <w:tcMar>
+              <w:top w:w="57" w:type="dxa"/>
+              <w:left w:w="57" w:type="dxa"/>
+              <w:bottom w:w="57" w:type="dxa"/>
+              <w:right w:w="57" w:type="dxa"/>
+            </w:tcMar>
           </w:tcPr>
           <w:p>
             <w:pPr>
@@ -437,6 +547,8 @@
               <w:rPr>
                 <w:rFonts w:ascii="Arial" w:eastAsia="Arial" w:hAnsi="Arial" w:cs="Arial"/>
                 <w:b/>
+                <w:color w:val="000000"/>
+                <w:sz w:val="20"/>
               </w:rPr>
               <w:t>NO DAN TAJUK UNIT KOMPETENSI /</w:t>
             </w:r>
@@ -444,6 +556,8 @@
               <w:rPr>
                 <w:rFonts w:ascii="Arial" w:eastAsia="Arial" w:hAnsi="Arial" w:cs="Arial"/>
                 <w:i/>
+                <w:color w:val="000000"/>
+                <w:sz w:val="20"/>
               </w:rPr>
               <w:t xml:space="preserve"> COMPETENCY UNIT CODE AND TITLE</w:t>
             </w:r>
@@ -460,9 +574,32 @@
               <w:right w:val="single" w:sz="4" w:space="0" w:color="auto"/>
             </w:tcBorders>
             <w:vAlign w:val="center"/>
+            <w:tcMar>
+              <w:top w:w="57" w:type="dxa"/>
+              <w:left w:w="57" w:type="dxa"/>
+              <w:bottom w:w="57" w:type="dxa"/>
+              <w:right w:w="57" w:type="dxa"/>
+            </w:tcMar>
+            <w:tcMar>
+              <w:top w:w="57" w:type="dxa"/>
+              <w:left w:w="57" w:type="dxa"/>
+              <w:bottom w:w="57" w:type="dxa"/>
+              <w:right w:w="57" w:type="dxa"/>
+            </w:tcMar>
+            <w:tcMar>
+              <w:top w:w="57" w:type="dxa"/>
+              <w:left w:w="57" w:type="dxa"/>
+              <w:bottom w:w="57" w:type="dxa"/>
+              <w:right w:w="57" w:type="dxa"/>
+            </w:tcMar>
           </w:tcPr>
           <w:p>
             <w:r>
+              <w:rPr>
+                <w:rFonts w:ascii="Arial" w:hAnsi="Arial" w:cs="Arial"/>
+                <w:color w:val="000000"/>
+                <w:sz w:val="20"/>
+              </w:rPr>
               <w:t>IT-072-3:2012-C04 / AUDIO SWEETENING</w:t>
             </w:r>
           </w:p>
@@ -471,6 +608,7 @@
       <w:tr>
         <w:trPr>
           <w:trHeight w:val="2910"/>
+          <w:cantSplit w:val="true"/>
         </w:trPr>
         <w:tc>
           <w:tcPr>
@@ -481,6 +619,12 @@
               <w:bottom w:val="single" w:sz="4" w:space="0" w:color="000000"/>
             </w:tcBorders>
             <w:vAlign w:val="center"/>
+            <w:tcMar>
+              <w:top w:w="57" w:type="dxa"/>
+              <w:left w:w="57" w:type="dxa"/>
+              <w:bottom w:w="57" w:type="dxa"/>
+              <w:right w:w="57" w:type="dxa"/>
+            </w:tcMar>
           </w:tcPr>
           <w:p>
             <w:pPr>
@@ -499,6 +643,8 @@
               <w:rPr>
                 <w:rFonts w:ascii="Arial" w:eastAsia="Arial" w:hAnsi="Arial" w:cs="Arial"/>
                 <w:b/>
+                <w:color w:val="000000"/>
+                <w:sz w:val="20"/>
               </w:rPr>
               <w:t xml:space="preserve">NO DAN PENYATAAN AKTIVITI / </w:t>
             </w:r>
@@ -506,6 +652,8 @@
               <w:rPr>
                 <w:rFonts w:ascii="Arial" w:eastAsia="Arial" w:hAnsi="Arial" w:cs="Arial"/>
                 <w:i/>
+                <w:color w:val="000000"/>
+                <w:sz w:val="20"/>
               </w:rPr>
               <w:t>WORK ACTIVITIES NO. AND STATEMENT</w:t>
             </w:r>
@@ -522,9 +670,32 @@
               <w:right w:val="single" w:sz="4" w:space="0" w:color="auto"/>
             </w:tcBorders>
             <w:vAlign w:val="center"/>
+            <w:tcMar>
+              <w:top w:w="57" w:type="dxa"/>
+              <w:left w:w="57" w:type="dxa"/>
+              <w:bottom w:w="57" w:type="dxa"/>
+              <w:right w:w="57" w:type="dxa"/>
+            </w:tcMar>
+            <w:tcMar>
+              <w:top w:w="57" w:type="dxa"/>
+              <w:left w:w="57" w:type="dxa"/>
+              <w:bottom w:w="57" w:type="dxa"/>
+              <w:right w:w="57" w:type="dxa"/>
+            </w:tcMar>
+            <w:tcMar>
+              <w:top w:w="57" w:type="dxa"/>
+              <w:left w:w="57" w:type="dxa"/>
+              <w:bottom w:w="57" w:type="dxa"/>
+              <w:right w:w="57" w:type="dxa"/>
+            </w:tcMar>
           </w:tcPr>
           <w:p>
             <w:r>
+              <w:rPr>
+                <w:rFonts w:ascii="Arial" w:hAnsi="Arial" w:cs="Arial"/>
+                <w:color w:val="000000"/>
+                <w:sz w:val="20"/>
+              </w:rPr>
               <w:t>IT-072-3:2012-C04-W01 / Organise clean sound</w:t>
             </w:r>
           </w:p>
@@ -533,6 +704,7 @@
       <w:tr>
         <w:trPr>
           <w:trHeight w:val="755"/>
+          <w:cantSplit w:val="true"/>
         </w:trPr>
         <w:tc>
           <w:tcPr>
@@ -543,6 +715,12 @@
               <w:bottom w:val="single" w:sz="4" w:space="0" w:color="auto"/>
             </w:tcBorders>
             <w:vAlign w:val="center"/>
+            <w:tcMar>
+              <w:top w:w="57" w:type="dxa"/>
+              <w:left w:w="57" w:type="dxa"/>
+              <w:bottom w:w="57" w:type="dxa"/>
+              <w:right w:w="57" w:type="dxa"/>
+            </w:tcMar>
           </w:tcPr>
           <w:p>
             <w:pPr>
@@ -576,6 +754,8 @@
               <w:rPr>
                 <w:rFonts w:ascii="Arial" w:eastAsia="Arial" w:hAnsi="Arial" w:cs="Arial"/>
                 <w:b/>
+                <w:color w:val="000000"/>
+                <w:sz w:val="20"/>
               </w:rPr>
               <w:t>NO</w:t>
             </w:r>
@@ -583,6 +763,8 @@
               <w:rPr>
                 <w:rFonts w:ascii="Arial" w:eastAsia="Arial" w:hAnsi="Arial" w:cs="Arial"/>
                 <w:b/>
+                <w:color w:val="000000"/>
+                <w:sz w:val="20"/>
               </w:rPr>
               <w:t>.</w:t>
             </w:r>
@@ -590,6 +772,8 @@
               <w:rPr>
                 <w:rFonts w:ascii="Arial" w:eastAsia="Arial" w:hAnsi="Arial" w:cs="Arial"/>
                 <w:b/>
+                <w:color w:val="000000"/>
+                <w:sz w:val="20"/>
               </w:rPr>
               <w:t xml:space="preserve"> KOD / </w:t>
             </w:r>
@@ -599,6 +783,8 @@
                 <w:bCs/>
                 <w:i/>
                 <w:iCs/>
+                <w:color w:val="000000"/>
+                <w:sz w:val="20"/>
               </w:rPr>
               <w:t>CODE N</w:t>
             </w:r>
@@ -608,6 +794,8 @@
                 <w:bCs/>
                 <w:i/>
                 <w:iCs/>
+                <w:color w:val="000000"/>
+                <w:sz w:val="20"/>
               </w:rPr>
               <w:t>O.</w:t>
             </w:r>
@@ -622,9 +810,20 @@
               <w:bottom w:val="single" w:sz="4" w:space="0" w:color="auto"/>
             </w:tcBorders>
             <w:vAlign w:val="center"/>
+            <w:tcMar>
+              <w:top w:w="57" w:type="dxa"/>
+              <w:left w:w="57" w:type="dxa"/>
+              <w:bottom w:w="57" w:type="dxa"/>
+              <w:right w:w="57" w:type="dxa"/>
+            </w:tcMar>
           </w:tcPr>
           <w:p>
             <w:r>
+              <w:rPr>
+                <w:rFonts w:ascii="Arial" w:hAnsi="Arial" w:cs="Arial"/>
+                <w:color w:val="000000"/>
+                <w:sz w:val="20"/>
+              </w:rPr>
               <w:t>IT-072-3:2012-C04/NP(1/6)</w:t>
             </w:r>
           </w:p>
@@ -639,9 +838,20 @@
               <w:right w:val="single" w:sz="4" w:space="0" w:color="auto"/>
             </w:tcBorders>
             <w:vAlign w:val="center"/>
+            <w:tcMar>
+              <w:top w:w="57" w:type="dxa"/>
+              <w:left w:w="57" w:type="dxa"/>
+              <w:bottom w:w="57" w:type="dxa"/>
+              <w:right w:w="57" w:type="dxa"/>
+            </w:tcMar>
           </w:tcPr>
           <w:p>
             <w:r>
+              <w:rPr>
+                <w:rFonts w:ascii="Arial" w:hAnsi="Arial" w:cs="Arial"/>
+                <w:color w:val="000000"/>
+                <w:sz w:val="20"/>
+              </w:rPr>
               <w:t>Muka Surat/Page:</w:t>
               <w:br/>
               <w:t>Drpd/ Of::</w:t>
@@ -658,9 +868,20 @@
               <w:right w:val="single" w:sz="4" w:space="0" w:color="auto"/>
             </w:tcBorders>
             <w:vAlign w:val="center"/>
+            <w:tcMar>
+              <w:top w:w="57" w:type="dxa"/>
+              <w:left w:w="57" w:type="dxa"/>
+              <w:bottom w:w="57" w:type="dxa"/>
+              <w:right w:w="57" w:type="dxa"/>
+            </w:tcMar>
           </w:tcPr>
           <w:p>
             <w:r>
+              <w:rPr>
+                <w:rFonts w:ascii="Arial" w:hAnsi="Arial" w:cs="Arial"/>
+                <w:color w:val="000000"/>
+                <w:sz w:val="20"/>
+              </w:rPr>
               <w:t>[TBD: no. muka surat]</w:t>
               <w:br/>
               <w:t>31</w:t>
@@ -670,140 +891,286 @@
       </w:tr>
     </w:tbl>
     <w:p>
+      <w:pPr>
+        <w:spacing w:before="120" w:after="120" w:line="276" w:lineRule="auto"/>
+        <w:jc w:val="left"/>
+      </w:pPr>
       <w:r>
         <w:rPr>
+          <w:rFonts w:ascii="Arial" w:hAnsi="Arial" w:cs="Arial"/>
           <w:b/>
+          <w:color w:val="000000"/>
+          <w:sz w:val="22"/>
         </w:rPr>
         <w:t>TAJUK:</w:t>
       </w:r>
     </w:p>
     <w:p>
+      <w:pPr>
+        <w:spacing w:line="276" w:lineRule="auto" w:after="120"/>
+        <w:jc w:val="left"/>
+      </w:pPr>
       <w:r>
+        <w:rPr>
+          <w:rFonts w:ascii="Arial" w:hAnsi="Arial" w:cs="Arial"/>
+          <w:color w:val="000000"/>
+          <w:sz w:val="22"/>
+        </w:rPr>
         <w:t>Organise Clean Sound — Penyusunan Ambience, Dialog dan Isyarat Audio dalam Sequence Timeline</w:t>
       </w:r>
     </w:p>
     <w:p/>
     <w:p>
+      <w:pPr>
+        <w:spacing w:before="120" w:after="120" w:line="276" w:lineRule="auto"/>
+        <w:jc w:val="left"/>
+      </w:pPr>
       <w:r>
         <w:rPr>
+          <w:rFonts w:ascii="Arial" w:hAnsi="Arial" w:cs="Arial"/>
           <w:b/>
+          <w:color w:val="000000"/>
+          <w:sz w:val="22"/>
         </w:rPr>
         <w:t>TUJUAN:</w:t>
       </w:r>
     </w:p>
     <w:p>
+      <w:pPr>
+        <w:spacing w:line="276" w:lineRule="auto" w:after="120"/>
+        <w:jc w:val="left"/>
+      </w:pPr>
       <w:r>
+        <w:rPr>
+          <w:rFonts w:ascii="Arial" w:hAnsi="Arial" w:cs="Arial"/>
+          <w:color w:val="000000"/>
+          <w:sz w:val="22"/>
+        </w:rPr>
         <w:t>Nota Pembelajaran ini bertujuan untuk membolehkan Bakat memahami konsep clean sound (ambience dan dialog), sifat isyarat audio (frequency range, waveform, parameter) serta teknik asas mengedit audio dalam perisian editing, supaya Bakat dapat: mengesan clean sound bagi menentukan pelarasan yang diperlukan, dan mengasingkan/menyusun clean sound bagi persediaan pelarasan audio seterusnya.</w:t>
       </w:r>
     </w:p>
     <w:p/>
     <w:p>
+      <w:pPr>
+        <w:spacing w:before="120" w:after="120" w:line="276" w:lineRule="auto"/>
+        <w:jc w:val="left"/>
+      </w:pPr>
       <w:r>
         <w:rPr>
+          <w:rFonts w:ascii="Arial" w:hAnsi="Arial" w:cs="Arial"/>
           <w:b/>
+          <w:color w:val="000000"/>
+          <w:sz w:val="22"/>
         </w:rPr>
         <w:t>PENERANGAN:</w:t>
       </w:r>
     </w:p>
     <w:p>
+      <w:pPr>
+        <w:spacing w:before="120" w:after="120" w:line="276" w:lineRule="auto"/>
+        <w:jc w:val="left"/>
+      </w:pPr>
       <w:r>
         <w:rPr>
+          <w:rFonts w:ascii="Arial" w:hAnsi="Arial" w:cs="Arial"/>
           <w:b/>
-          <w:sz w:val="36"/>
+          <w:color w:val="000000"/>
+          <w:sz w:val="24"/>
         </w:rPr>
         <w:t>Bab 1: Clean Sound i.e.: Ambience, Dialogue</w:t>
       </w:r>
     </w:p>
     <w:p>
+      <w:pPr>
+        <w:spacing w:before="120" w:after="120" w:line="276" w:lineRule="auto"/>
+        <w:jc w:val="left"/>
+      </w:pPr>
       <w:r>
         <w:rPr>
+          <w:rFonts w:ascii="Arial" w:hAnsi="Arial" w:cs="Arial"/>
           <w:b/>
-          <w:sz w:val="26"/>
+          <w:color w:val="000000"/>
+          <w:sz w:val="22"/>
         </w:rPr>
         <w:t>Objektif Pembelajaran</w:t>
       </w:r>
     </w:p>
     <w:p>
+      <w:pPr>
+        <w:spacing w:line="276" w:lineRule="auto" w:after="120"/>
+        <w:jc w:val="left"/>
+      </w:pPr>
       <w:r>
+        <w:rPr>
+          <w:rFonts w:ascii="Arial" w:hAnsi="Arial" w:cs="Arial"/>
+          <w:color w:val="000000"/>
+          <w:sz w:val="22"/>
+        </w:rPr>
         <w:t>Selepas mempelajari topik ini, pelatih dapat:</w:t>
       </w:r>
     </w:p>
     <w:p>
       <w:pPr>
         <w:pStyle w:val="ListParagraph"/>
+        <w:spacing w:line="276" w:lineRule="auto" w:after="40"/>
+        <w:ind w:left="357" w:hanging="357"/>
+        <w:jc w:val="left"/>
       </w:pPr>
       <w:r>
+        <w:rPr>
+          <w:rFonts w:ascii="Arial" w:hAnsi="Arial" w:cs="Arial"/>
+          <w:color w:val="000000"/>
+          <w:sz w:val="22"/>
+        </w:rPr>
         <w:t>• Mengenal pasti dua kategori clean sound (ambience dan dialogue) dalam sequence timeline.</w:t>
       </w:r>
     </w:p>
     <w:p>
       <w:pPr>
         <w:pStyle w:val="ListParagraph"/>
+        <w:spacing w:line="276" w:lineRule="auto" w:after="40"/>
+        <w:ind w:left="357" w:hanging="357"/>
+        <w:jc w:val="left"/>
       </w:pPr>
       <w:r>
+        <w:rPr>
+          <w:rFonts w:ascii="Arial" w:hAnsi="Arial" w:cs="Arial"/>
+          <w:color w:val="000000"/>
+          <w:sz w:val="22"/>
+        </w:rPr>
         <w:t>• Menjelaskan fungsi ambience dan dialog dalam mengekalkan kesinambungan bunyi.</w:t>
       </w:r>
     </w:p>
     <w:p>
       <w:pPr>
         <w:pStyle w:val="ListParagraph"/>
+        <w:spacing w:line="276" w:lineRule="auto" w:after="40"/>
+        <w:ind w:left="357" w:hanging="357"/>
+        <w:jc w:val="left"/>
       </w:pPr>
       <w:r>
+        <w:rPr>
+          <w:rFonts w:ascii="Arial" w:hAnsi="Arial" w:cs="Arial"/>
+          <w:color w:val="000000"/>
+          <w:sz w:val="22"/>
+        </w:rPr>
         <w:t>• Menentukan masalah biasa (bising, clipping, ketidakkonsistenan) bagi setiap kategori.</w:t>
       </w:r>
     </w:p>
     <w:p>
       <w:pPr>
         <w:pStyle w:val="ListParagraph"/>
+        <w:spacing w:line="276" w:lineRule="auto" w:after="40"/>
+        <w:ind w:left="357" w:hanging="357"/>
+        <w:jc w:val="left"/>
       </w:pPr>
       <w:r>
+        <w:rPr>
+          <w:rFonts w:ascii="Arial" w:hAnsi="Arial" w:cs="Arial"/>
+          <w:color w:val="000000"/>
+          <w:sz w:val="22"/>
+        </w:rPr>
         <w:t>• Memberi contoh rawatan asas untuk setiap kategori clean sound.</w:t>
       </w:r>
     </w:p>
     <w:p>
+      <w:pPr>
+        <w:spacing w:before="120" w:after="120" w:line="276" w:lineRule="auto"/>
+        <w:jc w:val="left"/>
+      </w:pPr>
       <w:r>
         <w:rPr>
+          <w:rFonts w:ascii="Arial" w:hAnsi="Arial" w:cs="Arial"/>
           <w:b/>
-          <w:sz w:val="26"/>
+          <w:color w:val="000000"/>
+          <w:sz w:val="22"/>
         </w:rPr>
         <w:t>1. Ambience (Amb / Room Tone)</w:t>
       </w:r>
     </w:p>
     <w:p>
+      <w:pPr>
+        <w:spacing w:line="276" w:lineRule="auto" w:after="120"/>
+        <w:jc w:val="left"/>
+      </w:pPr>
       <w:r>
+        <w:rPr>
+          <w:rFonts w:ascii="Arial" w:hAnsi="Arial" w:cs="Arial"/>
+          <w:color w:val="000000"/>
+          <w:sz w:val="22"/>
+        </w:rPr>
         <w:t>Ambience ialah bunyi latar semula jadi sesuatu lokasi (contoh: dengungan bilik kosong, bunyi trafik jauh, bunyi angin di luar rumah, buzz peralatan elektrik). Ambience penting untuk mengekalkan kesinambungan bunyi antara potongan (cut) supaya penonton tidak menyedari "jahitan" editing. Tanpa ambience yang konsisten, perubahan mendadak antara shot akan terasa janggal pada telinga penonton walaupun visual kelihatan lancar.</w:t>
       </w:r>
     </w:p>
     <w:p>
+      <w:pPr>
+        <w:spacing w:before="120" w:after="120" w:line="276" w:lineRule="auto"/>
+        <w:jc w:val="left"/>
+      </w:pPr>
       <w:r>
         <w:rPr>
+          <w:rFonts w:ascii="Arial" w:hAnsi="Arial" w:cs="Arial"/>
           <w:b/>
-          <w:sz w:val="26"/>
+          <w:color w:val="000000"/>
+          <w:sz w:val="22"/>
         </w:rPr>
         <w:t>2. Dialogue (Dialog)</w:t>
       </w:r>
     </w:p>
     <w:p>
+      <w:pPr>
+        <w:spacing w:line="276" w:lineRule="auto" w:after="120"/>
+        <w:jc w:val="left"/>
+      </w:pPr>
       <w:r>
+        <w:rPr>
+          <w:rFonts w:ascii="Arial" w:hAnsi="Arial" w:cs="Arial"/>
+          <w:color w:val="000000"/>
+          <w:sz w:val="22"/>
+        </w:rPr>
         <w:t>Dialogue ialah pertuturan pelakon/subjek yang direkodkan semasa penggambaran (production sound) atau ADR (Automated Dialogue Replacement) yang direkodkan semula di studio. Dialog adalah elemen paling kritikal kerana ia membawa maklumat naratif; sebarang gangguan (clipping, distortion, plosive "p"/"b" berlebihan) akan menjejaskan kefahaman penonton.</w:t>
       </w:r>
     </w:p>
     <w:p>
+      <w:pPr>
+        <w:spacing w:before="120" w:after="120" w:line="276" w:lineRule="auto"/>
+        <w:jc w:val="left"/>
+      </w:pPr>
       <w:r>
         <w:rPr>
+          <w:rFonts w:ascii="Arial" w:hAnsi="Arial" w:cs="Arial"/>
           <w:b/>
-          <w:sz w:val="26"/>
+          <w:color w:val="000000"/>
+          <w:sz w:val="22"/>
         </w:rPr>
         <w:t>3. Amalan Studio dalam Mengenal Pasti Clean Sound</w:t>
       </w:r>
     </w:p>
     <w:p>
+      <w:pPr>
+        <w:spacing w:line="276" w:lineRule="auto" w:after="120"/>
+        <w:jc w:val="left"/>
+      </w:pPr>
       <w:r>
+        <w:rPr>
+          <w:rFonts w:ascii="Arial" w:hAnsi="Arial" w:cs="Arial"/>
+          <w:color w:val="000000"/>
+          <w:sz w:val="22"/>
+        </w:rPr>
         <w:t>Dalam amalan syarikat (rujuk P08), editor akan memeriksa setiap klip dialog satu persatu, mengenal pasti bahagian yang bising atau tidak konsisten dari segi tona ambience, kemudian mengumpulkannya ke dalam trek berasingan mengikut jenis (Dialog A, Dialog B, Ambience) supaya proses pelarasan pada WA3 menjadi lebih tersusun.</w:t>
       </w:r>
     </w:p>
     <w:p>
+      <w:pPr>
+        <w:spacing w:line="276" w:lineRule="auto" w:after="120"/>
+        <w:jc w:val="left"/>
+      </w:pPr>
       <w:r>
+        <w:rPr>
+          <w:rFonts w:ascii="Arial" w:hAnsi="Arial" w:cs="Arial"/>
+          <w:color w:val="000000"/>
+          <w:sz w:val="22"/>
+        </w:rPr>
         <w:t>Tabel ringkas perbandingan:</w:t>
       </w:r>
     </w:p>
@@ -811,6 +1178,7 @@
       <w:tblPr>
         <w:tblStyle w:val="TableGrid"/>
         <w:tblW w:type="auto" w:w="0"/>
+        <w:tblLayout w:type="autofit"/>
         <w:tblLook w:firstColumn="1" w:firstRow="1" w:lastColumn="0" w:lastRow="0" w:noHBand="0" w:noVBand="1" w:val="04A0"/>
       </w:tblPr>
       <w:tblGrid>
@@ -819,12 +1187,29 @@
         <w:gridCol w:w="3104"/>
       </w:tblGrid>
       <w:tr>
+        <w:trPr>
+          <w:tblHeader w:val="true"/>
+          <w:cantSplit w:val="true"/>
+        </w:trPr>
         <w:tc>
           <w:tcPr>
             <w:tcW w:type="dxa" w:w="3104"/>
+            <w:tcMar>
+              <w:top w:w="57" w:type="dxa"/>
+              <w:left w:w="57" w:type="dxa"/>
+              <w:bottom w:w="57" w:type="dxa"/>
+              <w:right w:w="57" w:type="dxa"/>
+            </w:tcMar>
+            <w:shd w:val="clear" w:color="auto" w:fill="D9D9D9"/>
           </w:tcPr>
           <w:p>
             <w:r>
+              <w:rPr>
+                <w:rFonts w:ascii="Arial" w:hAnsi="Arial" w:cs="Arial"/>
+                <w:b/>
+                <w:color w:val="000000"/>
+                <w:sz w:val="20"/>
+              </w:rPr>
               <w:t>Ciri</w:t>
             </w:r>
           </w:p>
@@ -832,9 +1217,22 @@
         <w:tc>
           <w:tcPr>
             <w:tcW w:type="dxa" w:w="3104"/>
+            <w:tcMar>
+              <w:top w:w="57" w:type="dxa"/>
+              <w:left w:w="57" w:type="dxa"/>
+              <w:bottom w:w="57" w:type="dxa"/>
+              <w:right w:w="57" w:type="dxa"/>
+            </w:tcMar>
+            <w:shd w:val="clear" w:color="auto" w:fill="D9D9D9"/>
           </w:tcPr>
           <w:p>
             <w:r>
+              <w:rPr>
+                <w:rFonts w:ascii="Arial" w:hAnsi="Arial" w:cs="Arial"/>
+                <w:b/>
+                <w:color w:val="000000"/>
+                <w:sz w:val="20"/>
+              </w:rPr>
               <w:t>Ambience</w:t>
             </w:r>
           </w:p>
@@ -842,21 +1240,48 @@
         <w:tc>
           <w:tcPr>
             <w:tcW w:type="dxa" w:w="3104"/>
+            <w:tcMar>
+              <w:top w:w="57" w:type="dxa"/>
+              <w:left w:w="57" w:type="dxa"/>
+              <w:bottom w:w="57" w:type="dxa"/>
+              <w:right w:w="57" w:type="dxa"/>
+            </w:tcMar>
+            <w:shd w:val="clear" w:color="auto" w:fill="D9D9D9"/>
           </w:tcPr>
           <w:p>
             <w:r>
+              <w:rPr>
+                <w:rFonts w:ascii="Arial" w:hAnsi="Arial" w:cs="Arial"/>
+                <w:b/>
+                <w:color w:val="000000"/>
+                <w:sz w:val="20"/>
+              </w:rPr>
               <w:t>Dialogue</w:t>
             </w:r>
           </w:p>
         </w:tc>
       </w:tr>
       <w:tr>
+        <w:trPr>
+          <w:cantSplit w:val="true"/>
+        </w:trPr>
         <w:tc>
           <w:tcPr>
             <w:tcW w:type="dxa" w:w="3104"/>
+            <w:tcMar>
+              <w:top w:w="57" w:type="dxa"/>
+              <w:left w:w="57" w:type="dxa"/>
+              <w:bottom w:w="57" w:type="dxa"/>
+              <w:right w:w="57" w:type="dxa"/>
+            </w:tcMar>
           </w:tcPr>
           <w:p>
             <w:r>
+              <w:rPr>
+                <w:rFonts w:ascii="Arial" w:hAnsi="Arial" w:cs="Arial"/>
+                <w:color w:val="000000"/>
+                <w:sz w:val="20"/>
+              </w:rPr>
               <w:t>Sumber</w:t>
             </w:r>
           </w:p>
@@ -864,9 +1289,20 @@
         <w:tc>
           <w:tcPr>
             <w:tcW w:type="dxa" w:w="3104"/>
+            <w:tcMar>
+              <w:top w:w="57" w:type="dxa"/>
+              <w:left w:w="57" w:type="dxa"/>
+              <w:bottom w:w="57" w:type="dxa"/>
+              <w:right w:w="57" w:type="dxa"/>
+            </w:tcMar>
           </w:tcPr>
           <w:p>
             <w:r>
+              <w:rPr>
+                <w:rFonts w:ascii="Arial" w:hAnsi="Arial" w:cs="Arial"/>
+                <w:color w:val="000000"/>
+                <w:sz w:val="20"/>
+              </w:rPr>
               <w:t>Persekitaran/lokasi</w:t>
             </w:r>
           </w:p>
@@ -874,21 +1310,46 @@
         <w:tc>
           <w:tcPr>
             <w:tcW w:type="dxa" w:w="3104"/>
+            <w:tcMar>
+              <w:top w:w="57" w:type="dxa"/>
+              <w:left w:w="57" w:type="dxa"/>
+              <w:bottom w:w="57" w:type="dxa"/>
+              <w:right w:w="57" w:type="dxa"/>
+            </w:tcMar>
           </w:tcPr>
           <w:p>
             <w:r>
+              <w:rPr>
+                <w:rFonts w:ascii="Arial" w:hAnsi="Arial" w:cs="Arial"/>
+                <w:color w:val="000000"/>
+                <w:sz w:val="20"/>
+              </w:rPr>
               <w:t>Pelakon/subjek</w:t>
             </w:r>
           </w:p>
         </w:tc>
       </w:tr>
       <w:tr>
+        <w:trPr>
+          <w:cantSplit w:val="true"/>
+        </w:trPr>
         <w:tc>
           <w:tcPr>
             <w:tcW w:type="dxa" w:w="3104"/>
+            <w:tcMar>
+              <w:top w:w="57" w:type="dxa"/>
+              <w:left w:w="57" w:type="dxa"/>
+              <w:bottom w:w="57" w:type="dxa"/>
+              <w:right w:w="57" w:type="dxa"/>
+            </w:tcMar>
           </w:tcPr>
           <w:p>
             <w:r>
+              <w:rPr>
+                <w:rFonts w:ascii="Arial" w:hAnsi="Arial" w:cs="Arial"/>
+                <w:color w:val="000000"/>
+                <w:sz w:val="20"/>
+              </w:rPr>
               <w:t>Fungsi</w:t>
             </w:r>
           </w:p>
@@ -896,9 +1357,20 @@
         <w:tc>
           <w:tcPr>
             <w:tcW w:type="dxa" w:w="3104"/>
+            <w:tcMar>
+              <w:top w:w="57" w:type="dxa"/>
+              <w:left w:w="57" w:type="dxa"/>
+              <w:bottom w:w="57" w:type="dxa"/>
+              <w:right w:w="57" w:type="dxa"/>
+            </w:tcMar>
           </w:tcPr>
           <w:p>
             <w:r>
+              <w:rPr>
+                <w:rFonts w:ascii="Arial" w:hAnsi="Arial" w:cs="Arial"/>
+                <w:color w:val="000000"/>
+                <w:sz w:val="20"/>
+              </w:rPr>
               <w:t>Kesinambungan &amp; realisme</w:t>
             </w:r>
           </w:p>
@@ -906,21 +1378,46 @@
         <w:tc>
           <w:tcPr>
             <w:tcW w:type="dxa" w:w="3104"/>
+            <w:tcMar>
+              <w:top w:w="57" w:type="dxa"/>
+              <w:left w:w="57" w:type="dxa"/>
+              <w:bottom w:w="57" w:type="dxa"/>
+              <w:right w:w="57" w:type="dxa"/>
+            </w:tcMar>
           </w:tcPr>
           <w:p>
             <w:r>
+              <w:rPr>
+                <w:rFonts w:ascii="Arial" w:hAnsi="Arial" w:cs="Arial"/>
+                <w:color w:val="000000"/>
+                <w:sz w:val="20"/>
+              </w:rPr>
               <w:t>Naratif &amp; maklumat</w:t>
             </w:r>
           </w:p>
         </w:tc>
       </w:tr>
       <w:tr>
+        <w:trPr>
+          <w:cantSplit w:val="true"/>
+        </w:trPr>
         <w:tc>
           <w:tcPr>
             <w:tcW w:type="dxa" w:w="3104"/>
+            <w:tcMar>
+              <w:top w:w="57" w:type="dxa"/>
+              <w:left w:w="57" w:type="dxa"/>
+              <w:bottom w:w="57" w:type="dxa"/>
+              <w:right w:w="57" w:type="dxa"/>
+            </w:tcMar>
           </w:tcPr>
           <w:p>
             <w:r>
+              <w:rPr>
+                <w:rFonts w:ascii="Arial" w:hAnsi="Arial" w:cs="Arial"/>
+                <w:color w:val="000000"/>
+                <w:sz w:val="20"/>
+              </w:rPr>
               <w:t>Masalah biasa</w:t>
             </w:r>
           </w:p>
@@ -928,9 +1425,20 @@
         <w:tc>
           <w:tcPr>
             <w:tcW w:type="dxa" w:w="3104"/>
+            <w:tcMar>
+              <w:top w:w="57" w:type="dxa"/>
+              <w:left w:w="57" w:type="dxa"/>
+              <w:bottom w:w="57" w:type="dxa"/>
+              <w:right w:w="57" w:type="dxa"/>
+            </w:tcMar>
           </w:tcPr>
           <w:p>
             <w:r>
+              <w:rPr>
+                <w:rFonts w:ascii="Arial" w:hAnsi="Arial" w:cs="Arial"/>
+                <w:color w:val="000000"/>
+                <w:sz w:val="20"/>
+              </w:rPr>
               <w:t>Ketidakkonsistenan antara shot</w:t>
             </w:r>
           </w:p>
@@ -938,21 +1446,46 @@
         <w:tc>
           <w:tcPr>
             <w:tcW w:type="dxa" w:w="3104"/>
+            <w:tcMar>
+              <w:top w:w="57" w:type="dxa"/>
+              <w:left w:w="57" w:type="dxa"/>
+              <w:bottom w:w="57" w:type="dxa"/>
+              <w:right w:w="57" w:type="dxa"/>
+            </w:tcMar>
           </w:tcPr>
           <w:p>
             <w:r>
+              <w:rPr>
+                <w:rFonts w:ascii="Arial" w:hAnsi="Arial" w:cs="Arial"/>
+                <w:color w:val="000000"/>
+                <w:sz w:val="20"/>
+              </w:rPr>
               <w:t>Bising, clipping, plosive</w:t>
             </w:r>
           </w:p>
         </w:tc>
       </w:tr>
       <w:tr>
+        <w:trPr>
+          <w:cantSplit w:val="true"/>
+        </w:trPr>
         <w:tc>
           <w:tcPr>
             <w:tcW w:type="dxa" w:w="3104"/>
+            <w:tcMar>
+              <w:top w:w="57" w:type="dxa"/>
+              <w:left w:w="57" w:type="dxa"/>
+              <w:bottom w:w="57" w:type="dxa"/>
+              <w:right w:w="57" w:type="dxa"/>
+            </w:tcMar>
           </w:tcPr>
           <w:p>
             <w:r>
+              <w:rPr>
+                <w:rFonts w:ascii="Arial" w:hAnsi="Arial" w:cs="Arial"/>
+                <w:color w:val="000000"/>
+                <w:sz w:val="20"/>
+              </w:rPr>
               <w:t>Rawatan</w:t>
             </w:r>
           </w:p>
@@ -960,9 +1493,20 @@
         <w:tc>
           <w:tcPr>
             <w:tcW w:type="dxa" w:w="3104"/>
+            <w:tcMar>
+              <w:top w:w="57" w:type="dxa"/>
+              <w:left w:w="57" w:type="dxa"/>
+              <w:bottom w:w="57" w:type="dxa"/>
+              <w:right w:w="57" w:type="dxa"/>
+            </w:tcMar>
           </w:tcPr>
           <w:p>
             <w:r>
+              <w:rPr>
+                <w:rFonts w:ascii="Arial" w:hAnsi="Arial" w:cs="Arial"/>
+                <w:color w:val="000000"/>
+                <w:sz w:val="20"/>
+              </w:rPr>
               <w:t>Room tone fill, noise reduction</w:t>
             </w:r>
           </w:p>
@@ -970,9 +1514,20 @@
         <w:tc>
           <w:tcPr>
             <w:tcW w:type="dxa" w:w="3104"/>
+            <w:tcMar>
+              <w:top w:w="57" w:type="dxa"/>
+              <w:left w:w="57" w:type="dxa"/>
+              <w:bottom w:w="57" w:type="dxa"/>
+              <w:right w:w="57" w:type="dxa"/>
+            </w:tcMar>
           </w:tcPr>
           <w:p>
             <w:r>
+              <w:rPr>
+                <w:rFonts w:ascii="Arial" w:hAnsi="Arial" w:cs="Arial"/>
+                <w:color w:val="000000"/>
+                <w:sz w:val="20"/>
+              </w:rPr>
               <w:t>Noise reduction, EQ, de-essing</w:t>
             </w:r>
           </w:p>
@@ -980,269 +1535,550 @@
       </w:tr>
     </w:tbl>
     <w:p>
+      <w:pPr>
+        <w:spacing w:before="120" w:after="120" w:line="276" w:lineRule="auto"/>
+        <w:jc w:val="left"/>
+      </w:pPr>
       <w:r>
         <w:rPr>
+          <w:rFonts w:ascii="Arial" w:hAnsi="Arial" w:cs="Arial"/>
           <w:b/>
-          <w:sz w:val="26"/>
+          <w:color w:val="000000"/>
+          <w:sz w:val="22"/>
         </w:rPr>
         <w:t>4. Rumusan</w:t>
       </w:r>
     </w:p>
     <w:p>
+      <w:pPr>
+        <w:spacing w:line="276" w:lineRule="auto" w:after="120"/>
+        <w:jc w:val="left"/>
+      </w:pPr>
       <w:r>
+        <w:rPr>
+          <w:rFonts w:ascii="Arial" w:hAnsi="Arial" w:cs="Arial"/>
+          <w:color w:val="000000"/>
+          <w:sz w:val="22"/>
+        </w:rPr>
         <w:t>Clean sound terdiri daripada ambience (kesinambungan latar) dan dialog (naratif utama); kedua-duanya mesti diperiksa dan disusun mengikut jenis sebelum proses levelling seterusnya dijalankan.</w:t>
       </w:r>
     </w:p>
     <w:p>
+      <w:pPr>
+        <w:spacing w:before="120" w:after="120" w:line="276" w:lineRule="auto"/>
+        <w:jc w:val="left"/>
+      </w:pPr>
       <w:r>
         <w:rPr>
+          <w:rFonts w:ascii="Arial" w:hAnsi="Arial" w:cs="Arial"/>
           <w:b/>
-          <w:sz w:val="36"/>
+          <w:color w:val="000000"/>
+          <w:sz w:val="24"/>
         </w:rPr>
         <w:t>Bab 2: Audio Signal i.e.: Frequency Range, Waveform, Parameters</w:t>
       </w:r>
     </w:p>
     <w:p>
+      <w:pPr>
+        <w:spacing w:before="120" w:after="120" w:line="276" w:lineRule="auto"/>
+        <w:jc w:val="left"/>
+      </w:pPr>
       <w:r>
         <w:rPr>
+          <w:rFonts w:ascii="Arial" w:hAnsi="Arial" w:cs="Arial"/>
           <w:b/>
-          <w:sz w:val="26"/>
+          <w:color w:val="000000"/>
+          <w:sz w:val="22"/>
         </w:rPr>
         <w:t>Objektif Pembelajaran</w:t>
       </w:r>
     </w:p>
     <w:p>
+      <w:pPr>
+        <w:spacing w:line="276" w:lineRule="auto" w:after="120"/>
+        <w:jc w:val="left"/>
+      </w:pPr>
       <w:r>
+        <w:rPr>
+          <w:rFonts w:ascii="Arial" w:hAnsi="Arial" w:cs="Arial"/>
+          <w:color w:val="000000"/>
+          <w:sz w:val="22"/>
+        </w:rPr>
         <w:t>Selepas mempelajari topik ini, pelatih dapat:</w:t>
       </w:r>
     </w:p>
     <w:p>
       <w:pPr>
         <w:pStyle w:val="ListParagraph"/>
+        <w:spacing w:line="276" w:lineRule="auto" w:after="40"/>
+        <w:ind w:left="357" w:hanging="357"/>
+        <w:jc w:val="left"/>
       </w:pPr>
       <w:r>
+        <w:rPr>
+          <w:rFonts w:ascii="Arial" w:hAnsi="Arial" w:cs="Arial"/>
+          <w:color w:val="000000"/>
+          <w:sz w:val="22"/>
+        </w:rPr>
         <w:t>• Menjelaskan konsep frequency range, waveform dan parameter isyarat audio.</w:t>
       </w:r>
     </w:p>
     <w:p>
       <w:pPr>
         <w:pStyle w:val="ListParagraph"/>
+        <w:spacing w:line="276" w:lineRule="auto" w:after="40"/>
+        <w:ind w:left="357" w:hanging="357"/>
+        <w:jc w:val="left"/>
       </w:pPr>
       <w:r>
+        <w:rPr>
+          <w:rFonts w:ascii="Arial" w:hAnsi="Arial" w:cs="Arial"/>
+          <w:color w:val="000000"/>
+          <w:sz w:val="22"/>
+        </w:rPr>
         <w:t>• Mengaitkan julat frekuensi dialog manusia dengan penggunaan high-pass filter.</w:t>
       </w:r>
     </w:p>
     <w:p>
       <w:pPr>
         <w:pStyle w:val="ListParagraph"/>
+        <w:spacing w:line="276" w:lineRule="auto" w:after="40"/>
+        <w:ind w:left="357" w:hanging="357"/>
+        <w:jc w:val="left"/>
       </w:pPr>
       <w:r>
+        <w:rPr>
+          <w:rFonts w:ascii="Arial" w:hAnsi="Arial" w:cs="Arial"/>
+          <w:color w:val="000000"/>
+          <w:sz w:val="22"/>
+        </w:rPr>
         <w:t>• Mengenal pasti masalah audio (clipping, jurang senyap) melalui waveform.</w:t>
       </w:r>
     </w:p>
     <w:p>
       <w:pPr>
         <w:pStyle w:val="ListParagraph"/>
+        <w:spacing w:line="276" w:lineRule="auto" w:after="40"/>
+        <w:ind w:left="357" w:hanging="357"/>
+        <w:jc w:val="left"/>
       </w:pPr>
       <w:r>
+        <w:rPr>
+          <w:rFonts w:ascii="Arial" w:hAnsi="Arial" w:cs="Arial"/>
+          <w:color w:val="000000"/>
+          <w:sz w:val="22"/>
+        </w:rPr>
         <w:t>• Menentukan parameter teknikal (sample rate, bit depth, gain) yang perlu konsisten.</w:t>
       </w:r>
     </w:p>
     <w:p>
+      <w:pPr>
+        <w:spacing w:before="120" w:after="120" w:line="276" w:lineRule="auto"/>
+        <w:jc w:val="left"/>
+      </w:pPr>
       <w:r>
         <w:rPr>
+          <w:rFonts w:ascii="Arial" w:hAnsi="Arial" w:cs="Arial"/>
           <w:b/>
-          <w:sz w:val="26"/>
+          <w:color w:val="000000"/>
+          <w:sz w:val="22"/>
         </w:rPr>
         <w:t>1. Frequency Range</w:t>
       </w:r>
     </w:p>
     <w:p>
+      <w:pPr>
+        <w:spacing w:line="276" w:lineRule="auto" w:after="120"/>
+        <w:jc w:val="left"/>
+      </w:pPr>
       <w:r>
+        <w:rPr>
+          <w:rFonts w:ascii="Arial" w:hAnsi="Arial" w:cs="Arial"/>
+          <w:color w:val="000000"/>
+          <w:sz w:val="22"/>
+        </w:rPr>
         <w:t>Julat kekerapan bunyi yang boleh didengar manusia adalah lebih kurang 20 Hz hingga 20,000 Hz (20 kHz). Suara manusia (dialog) biasanya tertumpu pada julat 85 Hz–255 Hz (fundamental) dengan harmonik sehingga 8 kHz. Mengetahui julat ini membolehkan editor menggunakan high-pass filter (HPF) untuk membuang bunyi rendah yang tidak berkaitan (contoh: rumble bawah 80 Hz) tanpa menjejaskan kualiti dialog.</w:t>
       </w:r>
     </w:p>
     <w:p>
+      <w:pPr>
+        <w:spacing w:before="120" w:after="120" w:line="276" w:lineRule="auto"/>
+        <w:jc w:val="left"/>
+      </w:pPr>
       <w:r>
         <w:rPr>
+          <w:rFonts w:ascii="Arial" w:hAnsi="Arial" w:cs="Arial"/>
           <w:b/>
-          <w:sz w:val="26"/>
+          <w:color w:val="000000"/>
+          <w:sz w:val="22"/>
         </w:rPr>
         <w:t>2. Waveform</w:t>
       </w:r>
     </w:p>
     <w:p>
+      <w:pPr>
+        <w:spacing w:line="276" w:lineRule="auto" w:after="120"/>
+        <w:jc w:val="left"/>
+      </w:pPr>
       <w:r>
+        <w:rPr>
+          <w:rFonts w:ascii="Arial" w:hAnsi="Arial" w:cs="Arial"/>
+          <w:color w:val="000000"/>
+          <w:sz w:val="22"/>
+        </w:rPr>
         <w:t>Waveform ialah perwakilan visual isyarat audio mengikut masa dan amplitud yang dipaparkan dalam perisian editing (Timeline). Waveform membolehkan editor mengesan secara visual di mana berlakunya clipping (puncak waveform "terpotong rata"), jurang senyap, atau bunyi bising yang tidak konsisten — tanpa perlu mendengar keseluruhan klip.</w:t>
       </w:r>
     </w:p>
     <w:p>
+      <w:pPr>
+        <w:spacing w:before="120" w:after="120" w:line="276" w:lineRule="auto"/>
+        <w:jc w:val="left"/>
+      </w:pPr>
       <w:r>
         <w:rPr>
+          <w:rFonts w:ascii="Arial" w:hAnsi="Arial" w:cs="Arial"/>
           <w:b/>
-          <w:sz w:val="26"/>
+          <w:color w:val="000000"/>
+          <w:sz w:val="22"/>
         </w:rPr>
         <w:t>3. Parameters</w:t>
       </w:r>
     </w:p>
     <w:p>
+      <w:pPr>
+        <w:spacing w:line="276" w:lineRule="auto" w:after="120"/>
+        <w:jc w:val="left"/>
+      </w:pPr>
       <w:r>
+        <w:rPr>
+          <w:rFonts w:ascii="Arial" w:hAnsi="Arial" w:cs="Arial"/>
+          <w:color w:val="000000"/>
+          <w:sz w:val="22"/>
+        </w:rPr>
         <w:t>Parameters ialah nilai teknikal yang mengawal kualiti isyarat audio seperti sample rate (contoh: 48 kHz untuk video broadcast), bit depth (16-bit/24-bit), dan gain/level (diukur dalam dB). Parameter ini mesti konsisten merentasi semua klip dalam satu projek untuk mengelakkan perbezaan kualiti bunyi yang ketara semasa playback.</w:t>
       </w:r>
     </w:p>
     <w:p>
+      <w:pPr>
+        <w:spacing w:line="276" w:lineRule="auto" w:after="120"/>
+        <w:jc w:val="left"/>
+      </w:pPr>
       <w:r>
+        <w:rPr>
+          <w:rFonts w:ascii="Arial" w:hAnsi="Arial" w:cs="Arial"/>
+          <w:color w:val="000000"/>
+          <w:sz w:val="22"/>
+        </w:rPr>
         <w:t>Contoh studio: seorang editor menyemak klip dialog di Adobe Audition, mendapati satu klip direkod pada 44.1 kHz manakala klip lain pada 48 kHz — beliau menyeragamkan sample rate kepada 48 kHz sebelum meneruskan kerja clean sound supaya tiada isu sinkronisasi semasa playback.</w:t>
       </w:r>
     </w:p>
     <w:p>
+      <w:pPr>
+        <w:spacing w:before="120" w:after="120" w:line="276" w:lineRule="auto"/>
+        <w:jc w:val="left"/>
+      </w:pPr>
       <w:r>
         <w:rPr>
+          <w:rFonts w:ascii="Arial" w:hAnsi="Arial" w:cs="Arial"/>
           <w:b/>
-          <w:sz w:val="26"/>
+          <w:color w:val="000000"/>
+          <w:sz w:val="22"/>
         </w:rPr>
         <w:t>4. Rumusan</w:t>
       </w:r>
     </w:p>
     <w:p>
+      <w:pPr>
+        <w:spacing w:line="276" w:lineRule="auto" w:after="120"/>
+        <w:jc w:val="left"/>
+      </w:pPr>
       <w:r>
+        <w:rPr>
+          <w:rFonts w:ascii="Arial" w:hAnsi="Arial" w:cs="Arial"/>
+          <w:color w:val="000000"/>
+          <w:sz w:val="22"/>
+        </w:rPr>
         <w:t>Pemahaman frequency range, waveform dan parameter membolehkan editor membuat keputusan objektif (berdasarkan data visual dan teknikal) dan bukan sekadar pendengaran subjektif, semasa mengenal pasti bahagian clean sound yang memerlukan pelarasan.</w:t>
       </w:r>
     </w:p>
     <w:p>
+      <w:pPr>
+        <w:spacing w:before="120" w:after="120" w:line="276" w:lineRule="auto"/>
+        <w:jc w:val="left"/>
+      </w:pPr>
       <w:r>
         <w:rPr>
+          <w:rFonts w:ascii="Arial" w:hAnsi="Arial" w:cs="Arial"/>
           <w:b/>
-          <w:sz w:val="36"/>
+          <w:color w:val="000000"/>
+          <w:sz w:val="24"/>
         </w:rPr>
         <w:t>Bab 3: Audio Editing Techniques in Editing Software</w:t>
       </w:r>
     </w:p>
     <w:p>
+      <w:pPr>
+        <w:spacing w:before="120" w:after="120" w:line="276" w:lineRule="auto"/>
+        <w:jc w:val="left"/>
+      </w:pPr>
       <w:r>
         <w:rPr>
+          <w:rFonts w:ascii="Arial" w:hAnsi="Arial" w:cs="Arial"/>
           <w:b/>
-          <w:sz w:val="26"/>
+          <w:color w:val="000000"/>
+          <w:sz w:val="22"/>
         </w:rPr>
         <w:t>Objektif Pembelajaran</w:t>
       </w:r>
     </w:p>
     <w:p>
+      <w:pPr>
+        <w:spacing w:line="276" w:lineRule="auto" w:after="120"/>
+        <w:jc w:val="left"/>
+      </w:pPr>
       <w:r>
+        <w:rPr>
+          <w:rFonts w:ascii="Arial" w:hAnsi="Arial" w:cs="Arial"/>
+          <w:color w:val="000000"/>
+          <w:sz w:val="22"/>
+        </w:rPr>
         <w:t>Selepas mempelajari topik ini, pelatih dapat:</w:t>
       </w:r>
     </w:p>
     <w:p>
       <w:pPr>
         <w:pStyle w:val="ListParagraph"/>
+        <w:spacing w:line="276" w:lineRule="auto" w:after="40"/>
+        <w:ind w:left="357" w:hanging="357"/>
+        <w:jc w:val="left"/>
       </w:pPr>
       <w:r>
+        <w:rPr>
+          <w:rFonts w:ascii="Arial" w:hAnsi="Arial" w:cs="Arial"/>
+          <w:color w:val="000000"/>
+          <w:sz w:val="22"/>
+        </w:rPr>
         <w:t>• Menyenaraikan teknik asas penyusunan clean sound dalam perisian editing.</w:t>
       </w:r>
     </w:p>
     <w:p>
       <w:pPr>
         <w:pStyle w:val="ListParagraph"/>
+        <w:spacing w:line="276" w:lineRule="auto" w:after="40"/>
+        <w:ind w:left="357" w:hanging="357"/>
+        <w:jc w:val="left"/>
       </w:pPr>
       <w:r>
+        <w:rPr>
+          <w:rFonts w:ascii="Arial" w:hAnsi="Arial" w:cs="Arial"/>
+          <w:color w:val="000000"/>
+          <w:sz w:val="22"/>
+        </w:rPr>
         <w:t>• Menjelaskan fungsi track organisation dan noise reduction/noise gate.</w:t>
       </w:r>
     </w:p>
     <w:p>
       <w:pPr>
         <w:pStyle w:val="ListParagraph"/>
+        <w:spacing w:line="276" w:lineRule="auto" w:after="40"/>
+        <w:ind w:left="357" w:hanging="357"/>
+        <w:jc w:val="left"/>
       </w:pPr>
       <w:r>
+        <w:rPr>
+          <w:rFonts w:ascii="Arial" w:hAnsi="Arial" w:cs="Arial"/>
+          <w:color w:val="000000"/>
+          <w:sz w:val="22"/>
+        </w:rPr>
         <w:t>• Menentukan bila room tone matching diperlukan dalam sesebuah scene.</w:t>
       </w:r>
     </w:p>
     <w:p>
       <w:pPr>
         <w:pStyle w:val="ListParagraph"/>
+        <w:spacing w:line="276" w:lineRule="auto" w:after="40"/>
+        <w:ind w:left="357" w:hanging="357"/>
+        <w:jc w:val="left"/>
       </w:pPr>
       <w:r>
+        <w:rPr>
+          <w:rFonts w:ascii="Arial" w:hAnsi="Arial" w:cs="Arial"/>
+          <w:color w:val="000000"/>
+          <w:sz w:val="22"/>
+        </w:rPr>
         <w:t>• Memberi contoh aplikasi teknik-teknik ini dalam alur kerja studio sebenar.</w:t>
       </w:r>
     </w:p>
     <w:p>
+      <w:pPr>
+        <w:spacing w:before="120" w:after="120" w:line="276" w:lineRule="auto"/>
+        <w:jc w:val="left"/>
+      </w:pPr>
       <w:r>
         <w:rPr>
+          <w:rFonts w:ascii="Arial" w:hAnsi="Arial" w:cs="Arial"/>
           <w:b/>
-          <w:sz w:val="26"/>
+          <w:color w:val="000000"/>
+          <w:sz w:val="22"/>
         </w:rPr>
         <w:t>1. Track Organisation</w:t>
       </w:r>
     </w:p>
     <w:p>
+      <w:pPr>
+        <w:spacing w:line="276" w:lineRule="auto" w:after="120"/>
+        <w:jc w:val="left"/>
+      </w:pPr>
       <w:r>
+        <w:rPr>
+          <w:rFonts w:ascii="Arial" w:hAnsi="Arial" w:cs="Arial"/>
+          <w:color w:val="000000"/>
+          <w:sz w:val="22"/>
+        </w:rPr>
         <w:t>Mengasingkan dialog, ambience, foley, muzik dan SFX ke trek berasingan (multi-track layout) supaya setiap kategori boleh dilaras secara individu tanpa mengganggu yang lain.</w:t>
       </w:r>
     </w:p>
     <w:p>
+      <w:pPr>
+        <w:spacing w:before="120" w:after="120" w:line="276" w:lineRule="auto"/>
+        <w:jc w:val="left"/>
+      </w:pPr>
       <w:r>
         <w:rPr>
+          <w:rFonts w:ascii="Arial" w:hAnsi="Arial" w:cs="Arial"/>
           <w:b/>
-          <w:sz w:val="26"/>
+          <w:color w:val="000000"/>
+          <w:sz w:val="22"/>
         </w:rPr>
         <w:t>2. Noise Reduction / Noise Gate</w:t>
       </w:r>
     </w:p>
     <w:p>
+      <w:pPr>
+        <w:spacing w:line="276" w:lineRule="auto" w:after="120"/>
+        <w:jc w:val="left"/>
+      </w:pPr>
       <w:r>
+        <w:rPr>
+          <w:rFonts w:ascii="Arial" w:hAnsi="Arial" w:cs="Arial"/>
+          <w:color w:val="000000"/>
+          <w:sz w:val="22"/>
+        </w:rPr>
         <w:t>Membuang bunyi bising latar belakang yang konsisten (hum, hiss) menggunakan spectral noise reduction, atau memotong bunyi semasa jeda senyap menggunakan noise gate.</w:t>
       </w:r>
     </w:p>
     <w:p>
+      <w:pPr>
+        <w:spacing w:before="120" w:after="120" w:line="276" w:lineRule="auto"/>
+        <w:jc w:val="left"/>
+      </w:pPr>
       <w:r>
         <w:rPr>
+          <w:rFonts w:ascii="Arial" w:hAnsi="Arial" w:cs="Arial"/>
           <w:b/>
-          <w:sz w:val="26"/>
+          <w:color w:val="000000"/>
+          <w:sz w:val="22"/>
         </w:rPr>
         <w:t>3. Trim, Fade dan Room Tone Matching</w:t>
       </w:r>
     </w:p>
     <w:p>
+      <w:pPr>
+        <w:spacing w:line="276" w:lineRule="auto" w:after="120"/>
+        <w:jc w:val="left"/>
+      </w:pPr>
       <w:r>
+        <w:rPr>
+          <w:rFonts w:ascii="Arial" w:hAnsi="Arial" w:cs="Arial"/>
+          <w:color w:val="000000"/>
+          <w:sz w:val="22"/>
+        </w:rPr>
         <w:t>Memotong bahagian audio yang tidak diperlukan dan menggunakan fade in/out atau crossfade pada sambungan klip untuk mengelakkan "pop" atau perubahan mendadak dalam ambience; jurang senyap antara baris dialog diisi dengan room tone yang direkodkan di lokasi yang sama supaya latar belakang kekal konsisten sepanjang scene.</w:t>
       </w:r>
     </w:p>
     <w:p>
+      <w:pPr>
+        <w:spacing w:before="120" w:after="120" w:line="276" w:lineRule="auto"/>
+        <w:jc w:val="left"/>
+      </w:pPr>
       <w:r>
         <w:rPr>
+          <w:rFonts w:ascii="Arial" w:hAnsi="Arial" w:cs="Arial"/>
           <w:b/>
-          <w:sz w:val="26"/>
+          <w:color w:val="000000"/>
+          <w:sz w:val="22"/>
         </w:rPr>
         <w:t>4. Compile / Sort</w:t>
       </w:r>
     </w:p>
     <w:p>
+      <w:pPr>
+        <w:spacing w:line="276" w:lineRule="auto" w:after="120"/>
+        <w:jc w:val="left"/>
+      </w:pPr>
       <w:r>
+        <w:rPr>
+          <w:rFonts w:ascii="Arial" w:hAnsi="Arial" w:cs="Arial"/>
+          <w:color w:val="000000"/>
+          <w:sz w:val="22"/>
+        </w:rPr>
         <w:t>Menyusun klip yang telah dibersihkan ke dalam bin/folder projek mengikut scene dan jenis (dialog/ambience) sebagai persediaan untuk proses levelling di WA seterusnya.</w:t>
       </w:r>
     </w:p>
     <w:p>
+      <w:pPr>
+        <w:spacing w:line="276" w:lineRule="auto" w:after="120"/>
+        <w:jc w:val="left"/>
+      </w:pPr>
       <w:r>
+        <w:rPr>
+          <w:rFonts w:ascii="Arial" w:hAnsi="Arial" w:cs="Arial"/>
+          <w:color w:val="000000"/>
+          <w:sz w:val="22"/>
+        </w:rPr>
         <w:t>Contoh studio: dalam sesi penyuntingan filem pendek, editor mengasingkan 12 klip dialog ke dalam 3 trek (Dialog A, Dialog B, ADR), menjalankan noise reduction pada semua klip yang direkod berhampiran jalan raya, kemudian mengisi setiap jurang senyap dengan room tone lokasi sebelum menghantar bin "Clean Sound — Ready" kepada Sound Engineer.</w:t>
       </w:r>
     </w:p>
     <w:p>
+      <w:pPr>
+        <w:spacing w:before="120" w:after="120" w:line="276" w:lineRule="auto"/>
+        <w:jc w:val="left"/>
+      </w:pPr>
       <w:r>
         <w:rPr>
+          <w:rFonts w:ascii="Arial" w:hAnsi="Arial" w:cs="Arial"/>
           <w:b/>
-          <w:sz w:val="26"/>
+          <w:color w:val="000000"/>
+          <w:sz w:val="22"/>
         </w:rPr>
         <w:t>5. Rumusan</w:t>
       </w:r>
     </w:p>
     <w:p>
+      <w:pPr>
+        <w:spacing w:line="276" w:lineRule="auto" w:after="120"/>
+        <w:jc w:val="left"/>
+      </w:pPr>
       <w:r>
+        <w:rPr>
+          <w:rFonts w:ascii="Arial" w:hAnsi="Arial" w:cs="Arial"/>
+          <w:color w:val="000000"/>
+          <w:sz w:val="22"/>
+        </w:rPr>
         <w:t>Ketepatan dalam track organisation, noise reduction, trim/fade, room tone matching dan compile/sort menentukan kelancaran kerja audio sweetening pada peringkat berikutnya (foley, levelling audio, muzik dan sound effect).</w:t>
       </w:r>
     </w:p>
     <w:p>
+      <w:pPr>
+        <w:spacing w:before="120" w:after="120" w:line="276" w:lineRule="auto"/>
+        <w:jc w:val="left"/>
+      </w:pPr>
       <w:r>
         <w:rPr>
+          <w:rFonts w:ascii="Arial" w:hAnsi="Arial" w:cs="Arial"/>
           <w:b/>
+          <w:color w:val="000000"/>
+          <w:sz w:val="22"/>
         </w:rPr>
         <w:t>SOALAN:</w:t>
       </w:r>
@@ -1250,123 +2086,273 @@
     <w:p>
       <w:pPr>
         <w:pStyle w:val="ListParagraph"/>
+        <w:spacing w:line="276" w:lineRule="auto" w:after="40"/>
+        <w:ind w:left="357" w:hanging="357"/>
+        <w:jc w:val="left"/>
       </w:pPr>
       <w:r>
+        <w:rPr>
+          <w:rFonts w:ascii="Arial" w:hAnsi="Arial" w:cs="Arial"/>
+          <w:color w:val="000000"/>
+          <w:sz w:val="22"/>
+        </w:rPr>
         <w:t>• Soalan: Apakah perbezaan utama antara ambience dan dialog dalam konteks clean sound?</w:t>
       </w:r>
     </w:p>
     <w:p>
+      <w:pPr>
+        <w:spacing w:line="276" w:lineRule="auto" w:after="120"/>
+        <w:jc w:val="left"/>
+      </w:pPr>
       <w:r>
+        <w:rPr>
+          <w:rFonts w:ascii="Arial" w:hAnsi="Arial" w:cs="Arial"/>
+          <w:color w:val="000000"/>
+          <w:sz w:val="22"/>
+        </w:rPr>
         <w:t>Jawapan model: Ambience ialah bunyi latar semula jadi lokasi yang mengekalkan kesinambungan bunyi antara shot, manakala dialog ialah pertuturan pelakon yang membawa maklumat naratif utama; dialog memerlukan kejelasan manakala ambience memerlukan konsistensi.</w:t>
       </w:r>
     </w:p>
     <w:p>
       <w:pPr>
         <w:pStyle w:val="ListParagraph"/>
+        <w:spacing w:line="276" w:lineRule="auto" w:after="40"/>
+        <w:ind w:left="357" w:hanging="357"/>
+        <w:jc w:val="left"/>
       </w:pPr>
       <w:r>
+        <w:rPr>
+          <w:rFonts w:ascii="Arial" w:hAnsi="Arial" w:cs="Arial"/>
+          <w:color w:val="000000"/>
+          <w:sz w:val="22"/>
+        </w:rPr>
         <w:t>• Soalan: Mengapa editor perlu memahami waveform semasa mengenal pasti bahagian audio yang perlu diadjust?</w:t>
       </w:r>
     </w:p>
     <w:p>
+      <w:pPr>
+        <w:spacing w:line="276" w:lineRule="auto" w:after="120"/>
+        <w:jc w:val="left"/>
+      </w:pPr>
       <w:r>
+        <w:rPr>
+          <w:rFonts w:ascii="Arial" w:hAnsi="Arial" w:cs="Arial"/>
+          <w:color w:val="000000"/>
+          <w:sz w:val="22"/>
+        </w:rPr>
         <w:t>Jawapan model: Waveform memberikan perwakilan visual amplitud dan masa audio, membolehkan editor mengesan clipping, jurang senyap atau ketidakkonsistenan bunyi secara pantas tanpa perlu mendengar seluruh klip, menjadikan proses inspection lebih efisien dan tepat.</w:t>
       </w:r>
     </w:p>
     <w:p>
       <w:pPr>
         <w:pStyle w:val="ListParagraph"/>
+        <w:spacing w:line="276" w:lineRule="auto" w:after="40"/>
+        <w:ind w:left="357" w:hanging="357"/>
+        <w:jc w:val="left"/>
       </w:pPr>
       <w:r>
+        <w:rPr>
+          <w:rFonts w:ascii="Arial" w:hAnsi="Arial" w:cs="Arial"/>
+          <w:color w:val="000000"/>
+          <w:sz w:val="22"/>
+        </w:rPr>
         <w:t>• Soalan: Namakan dua teknik asas dalam perisian editing yang digunakan untuk menyusun clean sound.</w:t>
       </w:r>
     </w:p>
     <w:p>
+      <w:pPr>
+        <w:spacing w:line="276" w:lineRule="auto" w:after="120"/>
+        <w:jc w:val="left"/>
+      </w:pPr>
       <w:r>
+        <w:rPr>
+          <w:rFonts w:ascii="Arial" w:hAnsi="Arial" w:cs="Arial"/>
+          <w:color w:val="000000"/>
+          <w:sz w:val="22"/>
+        </w:rPr>
         <w:t>Jawapan model: Antaranya ialah track organisation (mengasingkan dialog dan ambience ke trek berasingan) dan noise reduction/noise gate (membuang bunyi bising latar belakang); teknik lain termasuk trim/fade dan room tone matching.</w:t>
       </w:r>
     </w:p>
     <w:p>
+      <w:pPr>
+        <w:spacing w:before="120" w:after="120" w:line="276" w:lineRule="auto"/>
+        <w:jc w:val="left"/>
+      </w:pPr>
       <w:r>
         <w:rPr>
+          <w:rFonts w:ascii="Arial" w:hAnsi="Arial" w:cs="Arial"/>
           <w:b/>
+          <w:color w:val="000000"/>
+          <w:sz w:val="22"/>
         </w:rPr>
         <w:t>RUJUKAN:</w:t>
       </w:r>
     </w:p>
     <w:p>
+      <w:pPr>
+        <w:spacing w:line="276" w:lineRule="auto" w:after="120"/>
+        <w:jc w:val="left"/>
+      </w:pPr>
       <w:r>
+        <w:rPr>
+          <w:rFonts w:ascii="Arial" w:hAnsi="Arial" w:cs="Arial"/>
+          <w:color w:val="000000"/>
+          <w:sz w:val="22"/>
+        </w:rPr>
         <w:t>Rujukan CoCU IT-072-3:2012 (verbatim daripada 00-noss-extract.md §6.1 — senarai yang sama digunakan untuk semua CU teras):</w:t>
       </w:r>
     </w:p>
     <w:p>
       <w:pPr>
         <w:pStyle w:val="ListParagraph"/>
+        <w:spacing w:line="276" w:lineRule="auto" w:after="40"/>
+        <w:ind w:left="357" w:hanging="357"/>
+        <w:jc w:val="left"/>
       </w:pPr>
       <w:r>
+        <w:rPr>
+          <w:rFonts w:ascii="Arial" w:hAnsi="Arial" w:cs="Arial"/>
+          <w:color w:val="000000"/>
+          <w:sz w:val="22"/>
+        </w:rPr>
         <w:t>• Wells, P. (2007). *Digital video editing: A user's guide* (1st ed.). Crowood Press. ISBN 978-1861269522</w:t>
       </w:r>
     </w:p>
     <w:p>
       <w:pPr>
         <w:pStyle w:val="ListParagraph"/>
+        <w:spacing w:line="276" w:lineRule="auto" w:after="40"/>
+        <w:ind w:left="357" w:hanging="357"/>
+        <w:jc w:val="left"/>
       </w:pPr>
       <w:r>
+        <w:rPr>
+          <w:rFonts w:ascii="Arial" w:hAnsi="Arial" w:cs="Arial"/>
+          <w:color w:val="000000"/>
+          <w:sz w:val="22"/>
+        </w:rPr>
         <w:t>• Kauffmann, S., &amp; Kennedy, A. (2012). *Avid editing: A guide for beginning and intermediate users* (4th ed.). Focal Press. ISBN 978-0240818566</w:t>
       </w:r>
     </w:p>
     <w:p>
       <w:pPr>
         <w:pStyle w:val="ListParagraph"/>
+        <w:spacing w:line="276" w:lineRule="auto" w:after="40"/>
+        <w:ind w:left="357" w:hanging="357"/>
+        <w:jc w:val="left"/>
       </w:pPr>
       <w:r>
+        <w:rPr>
+          <w:rFonts w:ascii="Arial" w:hAnsi="Arial" w:cs="Arial"/>
+          <w:color w:val="000000"/>
+          <w:sz w:val="22"/>
+        </w:rPr>
         <w:t>• Dancyger, K. (2010). *The technique of film and video editing: History, theory, and practice* (5th ed.). Focal Press. ISBN 978-0240813974</w:t>
       </w:r>
     </w:p>
     <w:p>
       <w:pPr>
         <w:pStyle w:val="ListParagraph"/>
+        <w:spacing w:line="276" w:lineRule="auto" w:after="40"/>
+        <w:ind w:left="357" w:hanging="357"/>
+        <w:jc w:val="left"/>
       </w:pPr>
       <w:r>
+        <w:rPr>
+          <w:rFonts w:ascii="Arial" w:hAnsi="Arial" w:cs="Arial"/>
+          <w:color w:val="000000"/>
+          <w:sz w:val="22"/>
+        </w:rPr>
         <w:t>• Chandler, G. (2009). *Film editing: Great cuts every filmmaker and movie lover must know* (1st ed.). Michael Wiese Productions. ISBN 978-1932907629</w:t>
       </w:r>
     </w:p>
     <w:p>
       <w:pPr>
         <w:pStyle w:val="ListParagraph"/>
+        <w:spacing w:line="276" w:lineRule="auto" w:after="40"/>
+        <w:ind w:left="357" w:hanging="357"/>
+        <w:jc w:val="left"/>
       </w:pPr>
       <w:r>
+        <w:rPr>
+          <w:rFonts w:ascii="Arial" w:hAnsi="Arial" w:cs="Arial"/>
+          <w:color w:val="000000"/>
+          <w:sz w:val="22"/>
+        </w:rPr>
         <w:t>• Pearlman, K. (2009). *Cutting rhythms: Shaping the film edit* (1st ed.). Focal Press. ISBN 978-0240810140</w:t>
       </w:r>
     </w:p>
     <w:p>
       <w:pPr>
         <w:pStyle w:val="ListParagraph"/>
+        <w:spacing w:line="276" w:lineRule="auto" w:after="40"/>
+        <w:ind w:left="357" w:hanging="357"/>
+        <w:jc w:val="left"/>
       </w:pPr>
       <w:r>
+        <w:rPr>
+          <w:rFonts w:ascii="Arial" w:hAnsi="Arial" w:cs="Arial"/>
+          <w:color w:val="000000"/>
+          <w:sz w:val="22"/>
+        </w:rPr>
         <w:t>• Coleman, L., &amp; Friedberg, D. (2010). *Make the cut: A guide to becoming a successful assistant editor in film and TV* (1st ed.). Focal Press. ISBN 978-0240813981</w:t>
       </w:r>
     </w:p>
     <w:p>
       <w:pPr>
         <w:pStyle w:val="ListParagraph"/>
+        <w:spacing w:line="276" w:lineRule="auto" w:after="40"/>
+        <w:ind w:left="357" w:hanging="357"/>
+        <w:jc w:val="left"/>
       </w:pPr>
       <w:r>
+        <w:rPr>
+          <w:rFonts w:ascii="Arial" w:hAnsi="Arial" w:cs="Arial"/>
+          <w:color w:val="000000"/>
+          <w:sz w:val="22"/>
+        </w:rPr>
         <w:t>• Rosenberg, J. (2010). *The healthy edit: Creative editing techniques for perfecting your movie* (1st ed.). Focal Press. ISBN 978-0240814469</w:t>
       </w:r>
     </w:p>
     <w:p>
+      <w:pPr>
+        <w:spacing w:line="276" w:lineRule="auto" w:after="120"/>
+        <w:jc w:val="left"/>
+      </w:pPr>
       <w:r>
+        <w:rPr>
+          <w:rFonts w:ascii="Arial" w:hAnsi="Arial" w:cs="Arial"/>
+          <w:color w:val="000000"/>
+          <w:sz w:val="22"/>
+        </w:rPr>
         <w:t>Holman, T. (2010). *Sound for film and television* (3rd ed.). Focal Press.</w:t>
       </w:r>
     </w:p>
     <w:p>
+      <w:pPr>
+        <w:spacing w:line="276" w:lineRule="auto" w:after="120"/>
+        <w:jc w:val="left"/>
+      </w:pPr>
       <w:r>
+        <w:rPr>
+          <w:rFonts w:ascii="Arial" w:hAnsi="Arial" w:cs="Arial"/>
+          <w:color w:val="000000"/>
+          <w:sz w:val="22"/>
+        </w:rPr>
         <w:t>Yewdall, D. L. (2012). *Practical art of motion picture sound* (4th ed.). Focal Press.</w:t>
       </w:r>
     </w:p>
     <w:p>
+      <w:pPr>
+        <w:spacing w:line="276" w:lineRule="auto" w:after="120"/>
+        <w:jc w:val="left"/>
+      </w:pPr>
       <w:r>
+        <w:rPr>
+          <w:rFonts w:ascii="Arial" w:hAnsi="Arial" w:cs="Arial"/>
+          <w:color w:val="000000"/>
+          <w:sz w:val="22"/>
+        </w:rPr>
         <w:t>Rumsey, F., &amp; McCormick, T. (2014). *Sound and recording: Applications and theory* (7th ed.). Focal Press.</w:t>
       </w:r>
     </w:p>
